--- a/Practical_File.docx
+++ b/Practical_File.docx
@@ -1220,20 +1220,48 @@
               <w:rPr>
                 <w:rFonts w:ascii="Cascadia Code" w:hAnsi="Cascadia Code" w:cs="Cascadia Code"/>
               </w:rPr>
-              <w:t>    num = input("Number to be added (or 'done' to stop): ")</w:t>
-            </w:r>
-          </w:p>
-          <w:p>
-            <w:pPr>
-              <w:rPr>
-                <w:rFonts w:ascii="Cascadia Code" w:hAnsi="Cascadia Code" w:cs="Cascadia Code"/>
-              </w:rPr>
-            </w:pPr>
-            <w:r>
-              <w:rPr>
-                <w:rFonts w:ascii="Cascadia Code" w:hAnsi="Cascadia Code" w:cs="Cascadia Code"/>
-              </w:rPr>
-              <w:t>    if num=='done':</w:t>
+              <w:t xml:space="preserve">    </w:t>
+            </w:r>
+            <w:proofErr w:type="spellStart"/>
+            <w:r>
+              <w:rPr>
+                <w:rFonts w:ascii="Cascadia Code" w:hAnsi="Cascadia Code" w:cs="Cascadia Code"/>
+              </w:rPr>
+              <w:t>num</w:t>
+            </w:r>
+            <w:proofErr w:type="spellEnd"/>
+            <w:r>
+              <w:rPr>
+                <w:rFonts w:ascii="Cascadia Code" w:hAnsi="Cascadia Code" w:cs="Cascadia Code"/>
+              </w:rPr>
+              <w:t xml:space="preserve"> = input("Number to be added (or 'done' to stop): ")</w:t>
+            </w:r>
+          </w:p>
+          <w:p>
+            <w:pPr>
+              <w:rPr>
+                <w:rFonts w:ascii="Cascadia Code" w:hAnsi="Cascadia Code" w:cs="Cascadia Code"/>
+              </w:rPr>
+            </w:pPr>
+            <w:r>
+              <w:rPr>
+                <w:rFonts w:ascii="Cascadia Code" w:hAnsi="Cascadia Code" w:cs="Cascadia Code"/>
+              </w:rPr>
+              <w:t xml:space="preserve">    if </w:t>
+            </w:r>
+            <w:proofErr w:type="spellStart"/>
+            <w:r>
+              <w:rPr>
+                <w:rFonts w:ascii="Cascadia Code" w:hAnsi="Cascadia Code" w:cs="Cascadia Code"/>
+              </w:rPr>
+              <w:t>num</w:t>
+            </w:r>
+            <w:proofErr w:type="spellEnd"/>
+            <w:r>
+              <w:rPr>
+                <w:rFonts w:ascii="Cascadia Code" w:hAnsi="Cascadia Code" w:cs="Cascadia Code"/>
+              </w:rPr>
+              <w:t>=='done':</w:t>
             </w:r>
           </w:p>
           <w:p>
@@ -1272,7 +1300,49 @@
               <w:rPr>
                 <w:rFonts w:ascii="Cascadia Code" w:hAnsi="Cascadia Code" w:cs="Cascadia Code"/>
               </w:rPr>
-              <w:t>        num = int(num)</w:t>
+              <w:t xml:space="preserve">        </w:t>
+            </w:r>
+            <w:proofErr w:type="spellStart"/>
+            <w:r>
+              <w:rPr>
+                <w:rFonts w:ascii="Cascadia Code" w:hAnsi="Cascadia Code" w:cs="Cascadia Code"/>
+              </w:rPr>
+              <w:t>num</w:t>
+            </w:r>
+            <w:proofErr w:type="spellEnd"/>
+            <w:r>
+              <w:rPr>
+                <w:rFonts w:ascii="Cascadia Code" w:hAnsi="Cascadia Code" w:cs="Cascadia Code"/>
+              </w:rPr>
+              <w:t xml:space="preserve"> = </w:t>
+            </w:r>
+            <w:proofErr w:type="spellStart"/>
+            <w:r>
+              <w:rPr>
+                <w:rFonts w:ascii="Cascadia Code" w:hAnsi="Cascadia Code" w:cs="Cascadia Code"/>
+              </w:rPr>
+              <w:t>int</w:t>
+            </w:r>
+            <w:proofErr w:type="spellEnd"/>
+            <w:r>
+              <w:rPr>
+                <w:rFonts w:ascii="Cascadia Code" w:hAnsi="Cascadia Code" w:cs="Cascadia Code"/>
+              </w:rPr>
+              <w:t>(</w:t>
+            </w:r>
+            <w:proofErr w:type="spellStart"/>
+            <w:r>
+              <w:rPr>
+                <w:rFonts w:ascii="Cascadia Code" w:hAnsi="Cascadia Code" w:cs="Cascadia Code"/>
+              </w:rPr>
+              <w:t>num</w:t>
+            </w:r>
+            <w:proofErr w:type="spellEnd"/>
+            <w:r>
+              <w:rPr>
+                <w:rFonts w:ascii="Cascadia Code" w:hAnsi="Cascadia Code" w:cs="Cascadia Code"/>
+              </w:rPr>
+              <w:t>)</w:t>
             </w:r>
           </w:p>
           <w:p>
@@ -2054,7 +2124,21 @@
               <w:rPr>
                 <w:rFonts w:ascii="Cascadia Code" w:hAnsi="Cascadia Code" w:cs="Cascadia Code"/>
               </w:rPr>
-              <w:t>x = int(input("Number: "))</w:t>
+              <w:t xml:space="preserve">x = </w:t>
+            </w:r>
+            <w:proofErr w:type="spellStart"/>
+            <w:r>
+              <w:rPr>
+                <w:rFonts w:ascii="Cascadia Code" w:hAnsi="Cascadia Code" w:cs="Cascadia Code"/>
+              </w:rPr>
+              <w:t>int</w:t>
+            </w:r>
+            <w:proofErr w:type="spellEnd"/>
+            <w:r>
+              <w:rPr>
+                <w:rFonts w:ascii="Cascadia Code" w:hAnsi="Cascadia Code" w:cs="Cascadia Code"/>
+              </w:rPr>
+              <w:t>(input("Number: "))</w:t>
             </w:r>
           </w:p>
           <w:p>
@@ -2724,7 +2808,21 @@
               <w:rPr>
                 <w:rFonts w:ascii="Cascadia Code" w:hAnsi="Cascadia Code" w:cs="Cascadia Code"/>
               </w:rPr>
-              <w:t>date = int(input("Which day number of the year do you want to know the day of (2 to 365): "))</w:t>
+              <w:t xml:space="preserve">date = </w:t>
+            </w:r>
+            <w:proofErr w:type="spellStart"/>
+            <w:r>
+              <w:rPr>
+                <w:rFonts w:ascii="Cascadia Code" w:hAnsi="Cascadia Code" w:cs="Cascadia Code"/>
+              </w:rPr>
+              <w:t>int</w:t>
+            </w:r>
+            <w:proofErr w:type="spellEnd"/>
+            <w:r>
+              <w:rPr>
+                <w:rFonts w:ascii="Cascadia Code" w:hAnsi="Cascadia Code" w:cs="Cascadia Code"/>
+              </w:rPr>
+              <w:t>(input("Which day number of the year do you want to know the day of (2 to 365): "))</w:t>
             </w:r>
           </w:p>
           <w:p>
@@ -3726,7 +3824,21 @@
               <w:rPr>
                 <w:rFonts w:ascii="Cascadia Code" w:hAnsi="Cascadia Code" w:cs="Cascadia Code"/>
               </w:rPr>
-              <w:t>N = int(input("integer N: "))</w:t>
+              <w:t xml:space="preserve">N = </w:t>
+            </w:r>
+            <w:proofErr w:type="spellStart"/>
+            <w:r>
+              <w:rPr>
+                <w:rFonts w:ascii="Cascadia Code" w:hAnsi="Cascadia Code" w:cs="Cascadia Code"/>
+              </w:rPr>
+              <w:t>int</w:t>
+            </w:r>
+            <w:proofErr w:type="spellEnd"/>
+            <w:r>
+              <w:rPr>
+                <w:rFonts w:ascii="Cascadia Code" w:hAnsi="Cascadia Code" w:cs="Cascadia Code"/>
+              </w:rPr>
+              <w:t>(input("integer N: "))</w:t>
             </w:r>
           </w:p>
           <w:p>
@@ -4557,7 +4669,21 @@
               <w:rPr>
                 <w:rFonts w:ascii="Cascadia Code" w:hAnsi="Cascadia Code" w:cs="Cascadia Code"/>
               </w:rPr>
-              <w:t>element = eval(input("Element: "))</w:t>
+              <w:t xml:space="preserve">element = </w:t>
+            </w:r>
+            <w:proofErr w:type="spellStart"/>
+            <w:r>
+              <w:rPr>
+                <w:rFonts w:ascii="Cascadia Code" w:hAnsi="Cascadia Code" w:cs="Cascadia Code"/>
+              </w:rPr>
+              <w:t>eval</w:t>
+            </w:r>
+            <w:proofErr w:type="spellEnd"/>
+            <w:r>
+              <w:rPr>
+                <w:rFonts w:ascii="Cascadia Code" w:hAnsi="Cascadia Code" w:cs="Cascadia Code"/>
+              </w:rPr>
+              <w:t>(input("Element: "))</w:t>
             </w:r>
           </w:p>
           <w:p>
@@ -5630,20 +5756,48 @@
               <w:rPr>
                 <w:rFonts w:ascii="Cascadia Code" w:hAnsi="Cascadia Code" w:cs="Cascadia Code"/>
               </w:rPr>
-              <w:t>L = eval(input("List L: "))</w:t>
-            </w:r>
-          </w:p>
-          <w:p>
-            <w:pPr>
-              <w:rPr>
-                <w:rFonts w:ascii="Cascadia Code" w:hAnsi="Cascadia Code" w:cs="Cascadia Code"/>
-              </w:rPr>
-            </w:pPr>
-            <w:r>
-              <w:rPr>
-                <w:rFonts w:ascii="Cascadia Code" w:hAnsi="Cascadia Code" w:cs="Cascadia Code"/>
-              </w:rPr>
-              <w:t>M = eval(input("List M: "))</w:t>
+              <w:t xml:space="preserve">L = </w:t>
+            </w:r>
+            <w:proofErr w:type="spellStart"/>
+            <w:r>
+              <w:rPr>
+                <w:rFonts w:ascii="Cascadia Code" w:hAnsi="Cascadia Code" w:cs="Cascadia Code"/>
+              </w:rPr>
+              <w:t>eval</w:t>
+            </w:r>
+            <w:proofErr w:type="spellEnd"/>
+            <w:r>
+              <w:rPr>
+                <w:rFonts w:ascii="Cascadia Code" w:hAnsi="Cascadia Code" w:cs="Cascadia Code"/>
+              </w:rPr>
+              <w:t>(input("List L: "))</w:t>
+            </w:r>
+          </w:p>
+          <w:p>
+            <w:pPr>
+              <w:rPr>
+                <w:rFonts w:ascii="Cascadia Code" w:hAnsi="Cascadia Code" w:cs="Cascadia Code"/>
+              </w:rPr>
+            </w:pPr>
+            <w:r>
+              <w:rPr>
+                <w:rFonts w:ascii="Cascadia Code" w:hAnsi="Cascadia Code" w:cs="Cascadia Code"/>
+              </w:rPr>
+              <w:t xml:space="preserve">M = </w:t>
+            </w:r>
+            <w:proofErr w:type="spellStart"/>
+            <w:r>
+              <w:rPr>
+                <w:rFonts w:ascii="Cascadia Code" w:hAnsi="Cascadia Code" w:cs="Cascadia Code"/>
+              </w:rPr>
+              <w:t>eval</w:t>
+            </w:r>
+            <w:proofErr w:type="spellEnd"/>
+            <w:r>
+              <w:rPr>
+                <w:rFonts w:ascii="Cascadia Code" w:hAnsi="Cascadia Code" w:cs="Cascadia Code"/>
+              </w:rPr>
+              <w:t>(input("List M: "))</w:t>
             </w:r>
           </w:p>
           <w:p>
@@ -7759,7 +7913,31 @@
           </w:p>
           <w:p>
             <w:r>
-              <w:t>Volume of Box (l=def, w=def, h=def):  1</w:t>
+              <w:t>Volume of Box (l=</w:t>
+            </w:r>
+            <w:proofErr w:type="spellStart"/>
+            <w:r>
+              <w:t>def</w:t>
+            </w:r>
+            <w:proofErr w:type="spellEnd"/>
+            <w:r>
+              <w:t>, w=</w:t>
+            </w:r>
+            <w:proofErr w:type="spellStart"/>
+            <w:r>
+              <w:t>def</w:t>
+            </w:r>
+            <w:proofErr w:type="spellEnd"/>
+            <w:r>
+              <w:t>, h=</w:t>
+            </w:r>
+            <w:proofErr w:type="spellStart"/>
+            <w:r>
+              <w:t>def</w:t>
+            </w:r>
+            <w:proofErr w:type="spellEnd"/>
+            <w:r>
+              <w:t>):  1</w:t>
             </w:r>
           </w:p>
           <w:p>
@@ -7769,12 +7947,28 @@
           </w:p>
           <w:p>
             <w:r>
-              <w:t xml:space="preserve">Volume of Box (l=15, w=2, h=def):  30    </w:t>
-            </w:r>
-          </w:p>
-          <w:p>
-            <w:r>
-              <w:t xml:space="preserve">Volume of Box (l=3, w=2, h=def):  6  </w:t>
+              <w:t>Volume of Box (l=15, w=2, h=</w:t>
+            </w:r>
+            <w:proofErr w:type="spellStart"/>
+            <w:r>
+              <w:t>def</w:t>
+            </w:r>
+            <w:proofErr w:type="spellEnd"/>
+            <w:r>
+              <w:t xml:space="preserve">):  30    </w:t>
+            </w:r>
+          </w:p>
+          <w:p>
+            <w:r>
+              <w:t>Volume of Box (l=3, w=2, h=</w:t>
+            </w:r>
+            <w:proofErr w:type="spellStart"/>
+            <w:r>
+              <w:t>def</w:t>
+            </w:r>
+            <w:proofErr w:type="spellEnd"/>
+            <w:r>
+              <w:t xml:space="preserve">):  6  </w:t>
             </w:r>
           </w:p>
         </w:tc>
@@ -7908,12 +8102,20 @@
                 <w:rFonts w:ascii="Cascadia Code" w:hAnsi="Cascadia Code" w:cs="Cascadia Code"/>
               </w:rPr>
             </w:pPr>
+            <w:proofErr w:type="spellStart"/>
             <w:r>
               <w:rPr>
                 <w:rFonts w:ascii="Cascadia Code" w:hAnsi="Cascadia Code" w:cs="Cascadia Code"/>
               </w:rPr>
               <w:lastRenderedPageBreak/>
-              <w:t>def cube (n=2):</w:t>
+              <w:t>def</w:t>
+            </w:r>
+            <w:proofErr w:type="spellEnd"/>
+            <w:r>
+              <w:rPr>
+                <w:rFonts w:ascii="Cascadia Code" w:hAnsi="Cascadia Code" w:cs="Cascadia Code"/>
+              </w:rPr>
+              <w:t xml:space="preserve"> cube (n=2):</w:t>
             </w:r>
           </w:p>
           <w:p>
@@ -8345,20 +8547,48 @@
               <w:rPr>
                 <w:rFonts w:ascii="Cascadia Code" w:hAnsi="Cascadia Code" w:cs="Cascadia Code"/>
               </w:rPr>
-              <w:t>num_1 = int(input("Number 1: "))</w:t>
-            </w:r>
-          </w:p>
-          <w:p>
-            <w:pPr>
-              <w:rPr>
-                <w:rFonts w:ascii="Cascadia Code" w:hAnsi="Cascadia Code" w:cs="Cascadia Code"/>
-              </w:rPr>
-            </w:pPr>
-            <w:r>
-              <w:rPr>
-                <w:rFonts w:ascii="Cascadia Code" w:hAnsi="Cascadia Code" w:cs="Cascadia Code"/>
-              </w:rPr>
-              <w:t>num_2 = int(input("Number 2: "))</w:t>
+              <w:t xml:space="preserve">num_1 = </w:t>
+            </w:r>
+            <w:proofErr w:type="spellStart"/>
+            <w:r>
+              <w:rPr>
+                <w:rFonts w:ascii="Cascadia Code" w:hAnsi="Cascadia Code" w:cs="Cascadia Code"/>
+              </w:rPr>
+              <w:t>int</w:t>
+            </w:r>
+            <w:proofErr w:type="spellEnd"/>
+            <w:r>
+              <w:rPr>
+                <w:rFonts w:ascii="Cascadia Code" w:hAnsi="Cascadia Code" w:cs="Cascadia Code"/>
+              </w:rPr>
+              <w:t>(input("Number 1: "))</w:t>
+            </w:r>
+          </w:p>
+          <w:p>
+            <w:pPr>
+              <w:rPr>
+                <w:rFonts w:ascii="Cascadia Code" w:hAnsi="Cascadia Code" w:cs="Cascadia Code"/>
+              </w:rPr>
+            </w:pPr>
+            <w:r>
+              <w:rPr>
+                <w:rFonts w:ascii="Cascadia Code" w:hAnsi="Cascadia Code" w:cs="Cascadia Code"/>
+              </w:rPr>
+              <w:t xml:space="preserve">num_2 = </w:t>
+            </w:r>
+            <w:proofErr w:type="spellStart"/>
+            <w:r>
+              <w:rPr>
+                <w:rFonts w:ascii="Cascadia Code" w:hAnsi="Cascadia Code" w:cs="Cascadia Code"/>
+              </w:rPr>
+              <w:t>int</w:t>
+            </w:r>
+            <w:proofErr w:type="spellEnd"/>
+            <w:r>
+              <w:rPr>
+                <w:rFonts w:ascii="Cascadia Code" w:hAnsi="Cascadia Code" w:cs="Cascadia Code"/>
+              </w:rPr>
+              <w:t>(input("Number 2: "))</w:t>
             </w:r>
           </w:p>
           <w:p>
@@ -8899,20 +9129,48 @@
               <w:rPr>
                 <w:rFonts w:ascii="Cascadia Code" w:hAnsi="Cascadia Code" w:cs="Cascadia Code"/>
               </w:rPr>
-              <w:t>number_1 = int(input("Number 1: "))</w:t>
-            </w:r>
-          </w:p>
-          <w:p>
-            <w:pPr>
-              <w:rPr>
-                <w:rFonts w:ascii="Cascadia Code" w:hAnsi="Cascadia Code" w:cs="Cascadia Code"/>
-              </w:rPr>
-            </w:pPr>
-            <w:r>
-              <w:rPr>
-                <w:rFonts w:ascii="Cascadia Code" w:hAnsi="Cascadia Code" w:cs="Cascadia Code"/>
-              </w:rPr>
-              <w:t>number_2 = int(input("Number 2: "))</w:t>
+              <w:t xml:space="preserve">number_1 = </w:t>
+            </w:r>
+            <w:proofErr w:type="spellStart"/>
+            <w:r>
+              <w:rPr>
+                <w:rFonts w:ascii="Cascadia Code" w:hAnsi="Cascadia Code" w:cs="Cascadia Code"/>
+              </w:rPr>
+              <w:t>int</w:t>
+            </w:r>
+            <w:proofErr w:type="spellEnd"/>
+            <w:r>
+              <w:rPr>
+                <w:rFonts w:ascii="Cascadia Code" w:hAnsi="Cascadia Code" w:cs="Cascadia Code"/>
+              </w:rPr>
+              <w:t>(input("Number 1: "))</w:t>
+            </w:r>
+          </w:p>
+          <w:p>
+            <w:pPr>
+              <w:rPr>
+                <w:rFonts w:ascii="Cascadia Code" w:hAnsi="Cascadia Code" w:cs="Cascadia Code"/>
+              </w:rPr>
+            </w:pPr>
+            <w:r>
+              <w:rPr>
+                <w:rFonts w:ascii="Cascadia Code" w:hAnsi="Cascadia Code" w:cs="Cascadia Code"/>
+              </w:rPr>
+              <w:t xml:space="preserve">number_2 = </w:t>
+            </w:r>
+            <w:proofErr w:type="spellStart"/>
+            <w:r>
+              <w:rPr>
+                <w:rFonts w:ascii="Cascadia Code" w:hAnsi="Cascadia Code" w:cs="Cascadia Code"/>
+              </w:rPr>
+              <w:t>int</w:t>
+            </w:r>
+            <w:proofErr w:type="spellEnd"/>
+            <w:r>
+              <w:rPr>
+                <w:rFonts w:ascii="Cascadia Code" w:hAnsi="Cascadia Code" w:cs="Cascadia Code"/>
+              </w:rPr>
+              <w:t>(input("Number 2: "))</w:t>
             </w:r>
           </w:p>
           <w:p>
@@ -9145,20 +9403,48 @@
               <w:rPr>
                 <w:rFonts w:ascii="Cascadia Code" w:hAnsi="Cascadia Code" w:cs="Cascadia Code"/>
               </w:rPr>
-              <w:t xml:space="preserve">    if int(interval)==interval:</w:t>
-            </w:r>
-          </w:p>
-          <w:p>
-            <w:pPr>
-              <w:rPr>
-                <w:rFonts w:ascii="Cascadia Code" w:hAnsi="Cascadia Code" w:cs="Cascadia Code"/>
-              </w:rPr>
-            </w:pPr>
-            <w:r>
-              <w:rPr>
-                <w:rFonts w:ascii="Cascadia Code" w:hAnsi="Cascadia Code" w:cs="Cascadia Code"/>
-              </w:rPr>
-              <w:t xml:space="preserve">        interval = int(interval)</w:t>
+              <w:t xml:space="preserve">    if </w:t>
+            </w:r>
+            <w:proofErr w:type="spellStart"/>
+            <w:r>
+              <w:rPr>
+                <w:rFonts w:ascii="Cascadia Code" w:hAnsi="Cascadia Code" w:cs="Cascadia Code"/>
+              </w:rPr>
+              <w:t>int</w:t>
+            </w:r>
+            <w:proofErr w:type="spellEnd"/>
+            <w:r>
+              <w:rPr>
+                <w:rFonts w:ascii="Cascadia Code" w:hAnsi="Cascadia Code" w:cs="Cascadia Code"/>
+              </w:rPr>
+              <w:t>(interval)==interval:</w:t>
+            </w:r>
+          </w:p>
+          <w:p>
+            <w:pPr>
+              <w:rPr>
+                <w:rFonts w:ascii="Cascadia Code" w:hAnsi="Cascadia Code" w:cs="Cascadia Code"/>
+              </w:rPr>
+            </w:pPr>
+            <w:r>
+              <w:rPr>
+                <w:rFonts w:ascii="Cascadia Code" w:hAnsi="Cascadia Code" w:cs="Cascadia Code"/>
+              </w:rPr>
+              <w:t xml:space="preserve">        interval = </w:t>
+            </w:r>
+            <w:proofErr w:type="spellStart"/>
+            <w:r>
+              <w:rPr>
+                <w:rFonts w:ascii="Cascadia Code" w:hAnsi="Cascadia Code" w:cs="Cascadia Code"/>
+              </w:rPr>
+              <w:t>int</w:t>
+            </w:r>
+            <w:proofErr w:type="spellEnd"/>
+            <w:r>
+              <w:rPr>
+                <w:rFonts w:ascii="Cascadia Code" w:hAnsi="Cascadia Code" w:cs="Cascadia Code"/>
+              </w:rPr>
+              <w:t>(interval)</w:t>
             </w:r>
           </w:p>
           <w:p>
@@ -9513,11 +9799,19 @@
                 <w:rFonts w:ascii="Cascadia Code" w:hAnsi="Cascadia Code" w:cs="Cascadia Code"/>
               </w:rPr>
             </w:pPr>
-            <w:r>
-              <w:rPr>
-                <w:rFonts w:ascii="Cascadia Code" w:hAnsi="Cascadia Code" w:cs="Cascadia Code"/>
-              </w:rPr>
-              <w:t>def binary(n):</w:t>
+            <w:proofErr w:type="spellStart"/>
+            <w:r>
+              <w:rPr>
+                <w:rFonts w:ascii="Cascadia Code" w:hAnsi="Cascadia Code" w:cs="Cascadia Code"/>
+              </w:rPr>
+              <w:t>def</w:t>
+            </w:r>
+            <w:proofErr w:type="spellEnd"/>
+            <w:r>
+              <w:rPr>
+                <w:rFonts w:ascii="Cascadia Code" w:hAnsi="Cascadia Code" w:cs="Cascadia Code"/>
+              </w:rPr>
+              <w:t xml:space="preserve"> binary(n):</w:t>
             </w:r>
           </w:p>
           <w:p>
@@ -9539,63 +9833,115 @@
                 <w:rFonts w:ascii="Cascadia Code" w:hAnsi="Cascadia Code" w:cs="Cascadia Code"/>
               </w:rPr>
             </w:pPr>
-            <w:r>
-              <w:rPr>
-                <w:rFonts w:ascii="Cascadia Code" w:hAnsi="Cascadia Code" w:cs="Cascadia Code"/>
-              </w:rPr>
-              <w:t>def octal(n):</w:t>
-            </w:r>
-          </w:p>
-          <w:p>
-            <w:pPr>
-              <w:rPr>
-                <w:rFonts w:ascii="Cascadia Code" w:hAnsi="Cascadia Code" w:cs="Cascadia Code"/>
-              </w:rPr>
-            </w:pPr>
-            <w:r>
-              <w:rPr>
-                <w:rFonts w:ascii="Cascadia Code" w:hAnsi="Cascadia Code" w:cs="Cascadia Code"/>
-              </w:rPr>
-              <w:t xml:space="preserve">    return oct(n)[2:]</w:t>
-            </w:r>
-          </w:p>
-          <w:p>
-            <w:pPr>
-              <w:rPr>
-                <w:rFonts w:ascii="Cascadia Code" w:hAnsi="Cascadia Code" w:cs="Cascadia Code"/>
-              </w:rPr>
-            </w:pPr>
-            <w:r>
-              <w:rPr>
-                <w:rFonts w:ascii="Cascadia Code" w:hAnsi="Cascadia Code" w:cs="Cascadia Code"/>
-              </w:rPr>
-              <w:t>def decimal(n):</w:t>
-            </w:r>
-          </w:p>
-          <w:p>
-            <w:pPr>
-              <w:rPr>
-                <w:rFonts w:ascii="Cascadia Code" w:hAnsi="Cascadia Code" w:cs="Cascadia Code"/>
-              </w:rPr>
-            </w:pPr>
-            <w:r>
-              <w:rPr>
-                <w:rFonts w:ascii="Cascadia Code" w:hAnsi="Cascadia Code" w:cs="Cascadia Code"/>
-              </w:rPr>
-              <w:t xml:space="preserve">    return str(n)</w:t>
-            </w:r>
-          </w:p>
-          <w:p>
-            <w:pPr>
-              <w:rPr>
-                <w:rFonts w:ascii="Cascadia Code" w:hAnsi="Cascadia Code" w:cs="Cascadia Code"/>
-              </w:rPr>
-            </w:pPr>
-            <w:r>
-              <w:rPr>
-                <w:rFonts w:ascii="Cascadia Code" w:hAnsi="Cascadia Code" w:cs="Cascadia Code"/>
-              </w:rPr>
-              <w:t>def hexadecimal(n):</w:t>
+            <w:proofErr w:type="spellStart"/>
+            <w:r>
+              <w:rPr>
+                <w:rFonts w:ascii="Cascadia Code" w:hAnsi="Cascadia Code" w:cs="Cascadia Code"/>
+              </w:rPr>
+              <w:t>def</w:t>
+            </w:r>
+            <w:proofErr w:type="spellEnd"/>
+            <w:r>
+              <w:rPr>
+                <w:rFonts w:ascii="Cascadia Code" w:hAnsi="Cascadia Code" w:cs="Cascadia Code"/>
+              </w:rPr>
+              <w:t xml:space="preserve"> octal(n):</w:t>
+            </w:r>
+          </w:p>
+          <w:p>
+            <w:pPr>
+              <w:rPr>
+                <w:rFonts w:ascii="Cascadia Code" w:hAnsi="Cascadia Code" w:cs="Cascadia Code"/>
+              </w:rPr>
+            </w:pPr>
+            <w:r>
+              <w:rPr>
+                <w:rFonts w:ascii="Cascadia Code" w:hAnsi="Cascadia Code" w:cs="Cascadia Code"/>
+              </w:rPr>
+              <w:t xml:space="preserve">    return </w:t>
+            </w:r>
+            <w:proofErr w:type="spellStart"/>
+            <w:r>
+              <w:rPr>
+                <w:rFonts w:ascii="Cascadia Code" w:hAnsi="Cascadia Code" w:cs="Cascadia Code"/>
+              </w:rPr>
+              <w:t>oct</w:t>
+            </w:r>
+            <w:proofErr w:type="spellEnd"/>
+            <w:r>
+              <w:rPr>
+                <w:rFonts w:ascii="Cascadia Code" w:hAnsi="Cascadia Code" w:cs="Cascadia Code"/>
+              </w:rPr>
+              <w:t>(n)[2:]</w:t>
+            </w:r>
+          </w:p>
+          <w:p>
+            <w:pPr>
+              <w:rPr>
+                <w:rFonts w:ascii="Cascadia Code" w:hAnsi="Cascadia Code" w:cs="Cascadia Code"/>
+              </w:rPr>
+            </w:pPr>
+            <w:proofErr w:type="spellStart"/>
+            <w:r>
+              <w:rPr>
+                <w:rFonts w:ascii="Cascadia Code" w:hAnsi="Cascadia Code" w:cs="Cascadia Code"/>
+              </w:rPr>
+              <w:t>def</w:t>
+            </w:r>
+            <w:proofErr w:type="spellEnd"/>
+            <w:r>
+              <w:rPr>
+                <w:rFonts w:ascii="Cascadia Code" w:hAnsi="Cascadia Code" w:cs="Cascadia Code"/>
+              </w:rPr>
+              <w:t xml:space="preserve"> decimal(n):</w:t>
+            </w:r>
+          </w:p>
+          <w:p>
+            <w:pPr>
+              <w:rPr>
+                <w:rFonts w:ascii="Cascadia Code" w:hAnsi="Cascadia Code" w:cs="Cascadia Code"/>
+              </w:rPr>
+            </w:pPr>
+            <w:r>
+              <w:rPr>
+                <w:rFonts w:ascii="Cascadia Code" w:hAnsi="Cascadia Code" w:cs="Cascadia Code"/>
+              </w:rPr>
+              <w:t xml:space="preserve">    return </w:t>
+            </w:r>
+            <w:proofErr w:type="spellStart"/>
+            <w:r>
+              <w:rPr>
+                <w:rFonts w:ascii="Cascadia Code" w:hAnsi="Cascadia Code" w:cs="Cascadia Code"/>
+              </w:rPr>
+              <w:t>str</w:t>
+            </w:r>
+            <w:proofErr w:type="spellEnd"/>
+            <w:r>
+              <w:rPr>
+                <w:rFonts w:ascii="Cascadia Code" w:hAnsi="Cascadia Code" w:cs="Cascadia Code"/>
+              </w:rPr>
+              <w:t>(n)</w:t>
+            </w:r>
+          </w:p>
+          <w:p>
+            <w:pPr>
+              <w:rPr>
+                <w:rFonts w:ascii="Cascadia Code" w:hAnsi="Cascadia Code" w:cs="Cascadia Code"/>
+              </w:rPr>
+            </w:pPr>
+            <w:proofErr w:type="spellStart"/>
+            <w:r>
+              <w:rPr>
+                <w:rFonts w:ascii="Cascadia Code" w:hAnsi="Cascadia Code" w:cs="Cascadia Code"/>
+              </w:rPr>
+              <w:t>def</w:t>
+            </w:r>
+            <w:proofErr w:type="spellEnd"/>
+            <w:r>
+              <w:rPr>
+                <w:rFonts w:ascii="Cascadia Code" w:hAnsi="Cascadia Code" w:cs="Cascadia Code"/>
+              </w:rPr>
+              <w:t xml:space="preserve"> hexadecimal(n):</w:t>
             </w:r>
           </w:p>
           <w:p>
@@ -9669,11 +10015,19 @@
                 <w:rFonts w:ascii="Cascadia Code" w:hAnsi="Cascadia Code" w:cs="Cascadia Code"/>
               </w:rPr>
             </w:pPr>
-            <w:r>
-              <w:rPr>
-                <w:rFonts w:ascii="Cascadia Code" w:hAnsi="Cascadia Code" w:cs="Cascadia Code"/>
-              </w:rPr>
-              <w:t>def menu():</w:t>
+            <w:proofErr w:type="spellStart"/>
+            <w:r>
+              <w:rPr>
+                <w:rFonts w:ascii="Cascadia Code" w:hAnsi="Cascadia Code" w:cs="Cascadia Code"/>
+              </w:rPr>
+              <w:t>def</w:t>
+            </w:r>
+            <w:proofErr w:type="spellEnd"/>
+            <w:r>
+              <w:rPr>
+                <w:rFonts w:ascii="Cascadia Code" w:hAnsi="Cascadia Code" w:cs="Cascadia Code"/>
+              </w:rPr>
+              <w:t xml:space="preserve"> menu():</w:t>
             </w:r>
           </w:p>
           <w:p>
@@ -9897,11 +10251,19 @@
                 <w:rFonts w:ascii="Cascadia Code" w:hAnsi="Cascadia Code" w:cs="Cascadia Code"/>
               </w:rPr>
             </w:pPr>
-            <w:r>
-              <w:rPr>
-                <w:rFonts w:ascii="Cascadia Code" w:hAnsi="Cascadia Code" w:cs="Cascadia Code"/>
-              </w:rPr>
-              <w:t>def convert(option, number):</w:t>
+            <w:proofErr w:type="spellStart"/>
+            <w:r>
+              <w:rPr>
+                <w:rFonts w:ascii="Cascadia Code" w:hAnsi="Cascadia Code" w:cs="Cascadia Code"/>
+              </w:rPr>
+              <w:t>def</w:t>
+            </w:r>
+            <w:proofErr w:type="spellEnd"/>
+            <w:r>
+              <w:rPr>
+                <w:rFonts w:ascii="Cascadia Code" w:hAnsi="Cascadia Code" w:cs="Cascadia Code"/>
+              </w:rPr>
+              <w:t xml:space="preserve"> convert(option, number):</w:t>
             </w:r>
           </w:p>
           <w:p>
@@ -9927,7 +10289,35 @@
               <w:rPr>
                 <w:rFonts w:ascii="Cascadia Code" w:hAnsi="Cascadia Code" w:cs="Cascadia Code"/>
               </w:rPr>
-              <w:t xml:space="preserve">    number = int(str(number), options[option][2])</w:t>
+              <w:t xml:space="preserve">    number = </w:t>
+            </w:r>
+            <w:proofErr w:type="spellStart"/>
+            <w:r>
+              <w:rPr>
+                <w:rFonts w:ascii="Cascadia Code" w:hAnsi="Cascadia Code" w:cs="Cascadia Code"/>
+              </w:rPr>
+              <w:t>int</w:t>
+            </w:r>
+            <w:proofErr w:type="spellEnd"/>
+            <w:r>
+              <w:rPr>
+                <w:rFonts w:ascii="Cascadia Code" w:hAnsi="Cascadia Code" w:cs="Cascadia Code"/>
+              </w:rPr>
+              <w:t>(</w:t>
+            </w:r>
+            <w:proofErr w:type="spellStart"/>
+            <w:r>
+              <w:rPr>
+                <w:rFonts w:ascii="Cascadia Code" w:hAnsi="Cascadia Code" w:cs="Cascadia Code"/>
+              </w:rPr>
+              <w:t>str</w:t>
+            </w:r>
+            <w:proofErr w:type="spellEnd"/>
+            <w:r>
+              <w:rPr>
+                <w:rFonts w:ascii="Cascadia Code" w:hAnsi="Cascadia Code" w:cs="Cascadia Code"/>
+              </w:rPr>
+              <w:t>(number), options[option][2])</w:t>
             </w:r>
           </w:p>
           <w:p>
@@ -10619,11 +11009,19 @@
                 <w:rFonts w:ascii="Cascadia Code" w:hAnsi="Cascadia Code" w:cs="Cascadia Code"/>
               </w:rPr>
             </w:pPr>
-            <w:r>
-              <w:rPr>
-                <w:rFonts w:ascii="Cascadia Code" w:hAnsi="Cascadia Code" w:cs="Cascadia Code"/>
-              </w:rPr>
-              <w:t>def push(stack, item):</w:t>
+            <w:proofErr w:type="spellStart"/>
+            <w:r>
+              <w:rPr>
+                <w:rFonts w:ascii="Cascadia Code" w:hAnsi="Cascadia Code" w:cs="Cascadia Code"/>
+              </w:rPr>
+              <w:t>def</w:t>
+            </w:r>
+            <w:proofErr w:type="spellEnd"/>
+            <w:r>
+              <w:rPr>
+                <w:rFonts w:ascii="Cascadia Code" w:hAnsi="Cascadia Code" w:cs="Cascadia Code"/>
+              </w:rPr>
+              <w:t xml:space="preserve"> push(stack, item):</w:t>
             </w:r>
           </w:p>
           <w:p>
@@ -10666,11 +11064,19 @@
                 <w:rFonts w:ascii="Cascadia Code" w:hAnsi="Cascadia Code" w:cs="Cascadia Code"/>
               </w:rPr>
             </w:pPr>
-            <w:r>
-              <w:rPr>
-                <w:rFonts w:ascii="Cascadia Code" w:hAnsi="Cascadia Code" w:cs="Cascadia Code"/>
-              </w:rPr>
-              <w:t>def pop(stack):</w:t>
+            <w:proofErr w:type="spellStart"/>
+            <w:r>
+              <w:rPr>
+                <w:rFonts w:ascii="Cascadia Code" w:hAnsi="Cascadia Code" w:cs="Cascadia Code"/>
+              </w:rPr>
+              <w:t>def</w:t>
+            </w:r>
+            <w:proofErr w:type="spellEnd"/>
+            <w:r>
+              <w:rPr>
+                <w:rFonts w:ascii="Cascadia Code" w:hAnsi="Cascadia Code" w:cs="Cascadia Code"/>
+              </w:rPr>
+              <w:t xml:space="preserve"> pop(stack):</w:t>
             </w:r>
           </w:p>
           <w:p>
@@ -10792,7 +11198,21 @@
               <w:rPr>
                 <w:rFonts w:ascii="Cascadia Code" w:hAnsi="Cascadia Code" w:cs="Cascadia Code"/>
               </w:rPr>
-              <w:t xml:space="preserve">        push(stack, num)</w:t>
+              <w:t xml:space="preserve">        push(stack, </w:t>
+            </w:r>
+            <w:proofErr w:type="spellStart"/>
+            <w:r>
+              <w:rPr>
+                <w:rFonts w:ascii="Cascadia Code" w:hAnsi="Cascadia Code" w:cs="Cascadia Code"/>
+              </w:rPr>
+              <w:t>num</w:t>
+            </w:r>
+            <w:proofErr w:type="spellEnd"/>
+            <w:r>
+              <w:rPr>
+                <w:rFonts w:ascii="Cascadia Code" w:hAnsi="Cascadia Code" w:cs="Cascadia Code"/>
+              </w:rPr>
+              <w:t>)</w:t>
             </w:r>
           </w:p>
           <w:p>
@@ -11024,7 +11444,21 @@
               <w:rPr>
                 <w:rFonts w:ascii="Cascadia Code" w:hAnsi="Cascadia Code" w:cs="Cascadia Code"/>
               </w:rPr>
-              <w:t>n = int(input("Count: "))</w:t>
+              <w:t xml:space="preserve">n = </w:t>
+            </w:r>
+            <w:proofErr w:type="spellStart"/>
+            <w:r>
+              <w:rPr>
+                <w:rFonts w:ascii="Cascadia Code" w:hAnsi="Cascadia Code" w:cs="Cascadia Code"/>
+              </w:rPr>
+              <w:t>int</w:t>
+            </w:r>
+            <w:proofErr w:type="spellEnd"/>
+            <w:r>
+              <w:rPr>
+                <w:rFonts w:ascii="Cascadia Code" w:hAnsi="Cascadia Code" w:cs="Cascadia Code"/>
+              </w:rPr>
+              <w:t>(input("Count: "))</w:t>
             </w:r>
           </w:p>
           <w:p>
@@ -11084,7 +11518,21 @@
               <w:rPr>
                 <w:rFonts w:ascii="Cascadia Code" w:hAnsi="Cascadia Code" w:cs="Cascadia Code"/>
               </w:rPr>
-              <w:t xml:space="preserve">    number = int(input("Number: "))</w:t>
+              <w:t xml:space="preserve">    number = </w:t>
+            </w:r>
+            <w:proofErr w:type="spellStart"/>
+            <w:r>
+              <w:rPr>
+                <w:rFonts w:ascii="Cascadia Code" w:hAnsi="Cascadia Code" w:cs="Cascadia Code"/>
+              </w:rPr>
+              <w:t>int</w:t>
+            </w:r>
+            <w:proofErr w:type="spellEnd"/>
+            <w:r>
+              <w:rPr>
+                <w:rFonts w:ascii="Cascadia Code" w:hAnsi="Cascadia Code" w:cs="Cascadia Code"/>
+              </w:rPr>
+              <w:t>(input("Number: "))</w:t>
             </w:r>
           </w:p>
           <w:p>
@@ -11381,11 +11829,19 @@
                 <w:rFonts w:ascii="Cascadia Code" w:hAnsi="Cascadia Code" w:cs="Cascadia Code"/>
               </w:rPr>
             </w:pPr>
-            <w:r>
-              <w:rPr>
-                <w:rFonts w:ascii="Cascadia Code" w:hAnsi="Cascadia Code" w:cs="Cascadia Code"/>
-              </w:rPr>
-              <w:t>def push(stack, item, repeat=1):</w:t>
+            <w:proofErr w:type="spellStart"/>
+            <w:r>
+              <w:rPr>
+                <w:rFonts w:ascii="Cascadia Code" w:hAnsi="Cascadia Code" w:cs="Cascadia Code"/>
+              </w:rPr>
+              <w:t>def</w:t>
+            </w:r>
+            <w:proofErr w:type="spellEnd"/>
+            <w:r>
+              <w:rPr>
+                <w:rFonts w:ascii="Cascadia Code" w:hAnsi="Cascadia Code" w:cs="Cascadia Code"/>
+              </w:rPr>
+              <w:t xml:space="preserve"> push(stack, item, repeat=1):</w:t>
             </w:r>
           </w:p>
           <w:p>
@@ -11454,11 +11910,19 @@
                 <w:rFonts w:ascii="Cascadia Code" w:hAnsi="Cascadia Code" w:cs="Cascadia Code"/>
               </w:rPr>
             </w:pPr>
-            <w:r>
-              <w:rPr>
-                <w:rFonts w:ascii="Cascadia Code" w:hAnsi="Cascadia Code" w:cs="Cascadia Code"/>
-              </w:rPr>
-              <w:t>def pop(stack):</w:t>
+            <w:proofErr w:type="spellStart"/>
+            <w:r>
+              <w:rPr>
+                <w:rFonts w:ascii="Cascadia Code" w:hAnsi="Cascadia Code" w:cs="Cascadia Code"/>
+              </w:rPr>
+              <w:t>def</w:t>
+            </w:r>
+            <w:proofErr w:type="spellEnd"/>
+            <w:r>
+              <w:rPr>
+                <w:rFonts w:ascii="Cascadia Code" w:hAnsi="Cascadia Code" w:cs="Cascadia Code"/>
+              </w:rPr>
+              <w:t xml:space="preserve"> pop(stack):</w:t>
             </w:r>
           </w:p>
           <w:p>
@@ -11766,8 +12230,13 @@
             </w:r>
             <w:proofErr w:type="spellEnd"/>
             <w:r>
-              <w:t xml:space="preserve">  cc  bb  aa</w:t>
-            </w:r>
+              <w:t xml:space="preserve">  cc  bb  </w:t>
+            </w:r>
+            <w:proofErr w:type="spellStart"/>
+            <w:r>
+              <w:t>aa</w:t>
+            </w:r>
+            <w:proofErr w:type="spellEnd"/>
           </w:p>
         </w:tc>
       </w:tr>
@@ -12336,11 +12805,19 @@
                 <w:rFonts w:ascii="Cascadia Code" w:hAnsi="Cascadia Code" w:cs="Cascadia Code"/>
               </w:rPr>
             </w:pPr>
-            <w:r>
-              <w:rPr>
-                <w:rFonts w:ascii="Cascadia Code" w:hAnsi="Cascadia Code" w:cs="Cascadia Code"/>
-              </w:rPr>
-              <w:t>def push(stack, item):</w:t>
+            <w:proofErr w:type="spellStart"/>
+            <w:r>
+              <w:rPr>
+                <w:rFonts w:ascii="Cascadia Code" w:hAnsi="Cascadia Code" w:cs="Cascadia Code"/>
+              </w:rPr>
+              <w:t>def</w:t>
+            </w:r>
+            <w:proofErr w:type="spellEnd"/>
+            <w:r>
+              <w:rPr>
+                <w:rFonts w:ascii="Cascadia Code" w:hAnsi="Cascadia Code" w:cs="Cascadia Code"/>
+              </w:rPr>
+              <w:t xml:space="preserve"> push(stack, item):</w:t>
             </w:r>
           </w:p>
           <w:p>
@@ -12383,11 +12860,19 @@
                 <w:rFonts w:ascii="Cascadia Code" w:hAnsi="Cascadia Code" w:cs="Cascadia Code"/>
               </w:rPr>
             </w:pPr>
-            <w:r>
-              <w:rPr>
-                <w:rFonts w:ascii="Cascadia Code" w:hAnsi="Cascadia Code" w:cs="Cascadia Code"/>
-              </w:rPr>
-              <w:t>def pop(stack):</w:t>
+            <w:proofErr w:type="spellStart"/>
+            <w:r>
+              <w:rPr>
+                <w:rFonts w:ascii="Cascadia Code" w:hAnsi="Cascadia Code" w:cs="Cascadia Code"/>
+              </w:rPr>
+              <w:t>def</w:t>
+            </w:r>
+            <w:proofErr w:type="spellEnd"/>
+            <w:r>
+              <w:rPr>
+                <w:rFonts w:ascii="Cascadia Code" w:hAnsi="Cascadia Code" w:cs="Cascadia Code"/>
+              </w:rPr>
+              <w:t xml:space="preserve"> pop(stack):</w:t>
             </w:r>
           </w:p>
           <w:p>
@@ -13058,11 +13543,19 @@
                 <w:rFonts w:ascii="Cascadia Code" w:hAnsi="Cascadia Code" w:cs="Cascadia Code"/>
               </w:rPr>
             </w:pPr>
-            <w:r>
-              <w:rPr>
-                <w:rFonts w:ascii="Cascadia Code" w:hAnsi="Cascadia Code" w:cs="Cascadia Code"/>
-              </w:rPr>
-              <w:t>def PUSH(stack, node):</w:t>
+            <w:proofErr w:type="spellStart"/>
+            <w:r>
+              <w:rPr>
+                <w:rFonts w:ascii="Cascadia Code" w:hAnsi="Cascadia Code" w:cs="Cascadia Code"/>
+              </w:rPr>
+              <w:t>def</w:t>
+            </w:r>
+            <w:proofErr w:type="spellEnd"/>
+            <w:r>
+              <w:rPr>
+                <w:rFonts w:ascii="Cascadia Code" w:hAnsi="Cascadia Code" w:cs="Cascadia Code"/>
+              </w:rPr>
+              <w:t xml:space="preserve"> PUSH(stack, node):</w:t>
             </w:r>
           </w:p>
           <w:p>
@@ -13105,11 +13598,19 @@
                 <w:rFonts w:ascii="Cascadia Code" w:hAnsi="Cascadia Code" w:cs="Cascadia Code"/>
               </w:rPr>
             </w:pPr>
-            <w:r>
-              <w:rPr>
-                <w:rFonts w:ascii="Cascadia Code" w:hAnsi="Cascadia Code" w:cs="Cascadia Code"/>
-              </w:rPr>
-              <w:t>def POP(stack):</w:t>
+            <w:proofErr w:type="spellStart"/>
+            <w:r>
+              <w:rPr>
+                <w:rFonts w:ascii="Cascadia Code" w:hAnsi="Cascadia Code" w:cs="Cascadia Code"/>
+              </w:rPr>
+              <w:t>def</w:t>
+            </w:r>
+            <w:proofErr w:type="spellEnd"/>
+            <w:r>
+              <w:rPr>
+                <w:rFonts w:ascii="Cascadia Code" w:hAnsi="Cascadia Code" w:cs="Cascadia Code"/>
+              </w:rPr>
+              <w:t xml:space="preserve"> POP(stack):</w:t>
             </w:r>
           </w:p>
           <w:p>
@@ -13782,11 +14283,19 @@
                 <w:rFonts w:ascii="Cascadia Code" w:hAnsi="Cascadia Code" w:cs="Cascadia Code"/>
               </w:rPr>
             </w:pPr>
-            <w:r>
-              <w:rPr>
-                <w:rFonts w:ascii="Cascadia Code" w:hAnsi="Cascadia Code" w:cs="Cascadia Code"/>
-              </w:rPr>
-              <w:t>def POP(books):</w:t>
+            <w:proofErr w:type="spellStart"/>
+            <w:r>
+              <w:rPr>
+                <w:rFonts w:ascii="Cascadia Code" w:hAnsi="Cascadia Code" w:cs="Cascadia Code"/>
+              </w:rPr>
+              <w:t>def</w:t>
+            </w:r>
+            <w:proofErr w:type="spellEnd"/>
+            <w:r>
+              <w:rPr>
+                <w:rFonts w:ascii="Cascadia Code" w:hAnsi="Cascadia Code" w:cs="Cascadia Code"/>
+              </w:rPr>
+              <w:t xml:space="preserve"> POP(books):</w:t>
             </w:r>
           </w:p>
           <w:p>
@@ -18310,7 +18819,25 @@
                 <w:sz w:val="20"/>
                 <w:szCs w:val="20"/>
               </w:rPr>
-              <w:t>            index = int(index)</w:t>
+              <w:t xml:space="preserve">            index = </w:t>
+            </w:r>
+            <w:proofErr w:type="spellStart"/>
+            <w:r>
+              <w:rPr>
+                <w:rFonts w:ascii="Cascadia Code" w:hAnsi="Cascadia Code" w:cs="Cascadia Code"/>
+                <w:sz w:val="20"/>
+                <w:szCs w:val="20"/>
+              </w:rPr>
+              <w:t>int</w:t>
+            </w:r>
+            <w:proofErr w:type="spellEnd"/>
+            <w:r>
+              <w:rPr>
+                <w:rFonts w:ascii="Cascadia Code" w:hAnsi="Cascadia Code" w:cs="Cascadia Code"/>
+                <w:sz w:val="20"/>
+                <w:szCs w:val="20"/>
+              </w:rPr>
+              <w:t>(index)</w:t>
             </w:r>
           </w:p>
           <w:p>
@@ -19640,7 +20167,25 @@
                 <w:sz w:val="20"/>
                 <w:szCs w:val="20"/>
               </w:rPr>
-              <w:t xml:space="preserve"> (", ERROR, ") : Inputted Data is not of the appropriate datatype for value conversion", </w:t>
+              <w:t xml:space="preserve"> (", ERROR, ") : Inputted Data is not of the appropriate </w:t>
+            </w:r>
+            <w:proofErr w:type="spellStart"/>
+            <w:r>
+              <w:rPr>
+                <w:rFonts w:ascii="Cascadia Code" w:hAnsi="Cascadia Code" w:cs="Cascadia Code"/>
+                <w:sz w:val="20"/>
+                <w:szCs w:val="20"/>
+              </w:rPr>
+              <w:t>datatype</w:t>
+            </w:r>
+            <w:proofErr w:type="spellEnd"/>
+            <w:r>
+              <w:rPr>
+                <w:rFonts w:ascii="Cascadia Code" w:hAnsi="Cascadia Code" w:cs="Cascadia Code"/>
+                <w:sz w:val="20"/>
+                <w:szCs w:val="20"/>
+              </w:rPr>
+              <w:t xml:space="preserve"> for value conversion", </w:t>
             </w:r>
             <w:proofErr w:type="spellStart"/>
             <w:r>
@@ -20256,7 +20801,15 @@
             </w:r>
             <w:proofErr w:type="spellEnd"/>
             <w:r>
-              <w:t xml:space="preserve"> (SUBJECT_COUNT_VALUE) : Inputted Data is not of the appropriate datatype for value conversion</w:t>
+              <w:t xml:space="preserve"> (SUBJECT_COUNT_VALUE) : Inputted Data is not of the appropriate </w:t>
+            </w:r>
+            <w:proofErr w:type="spellStart"/>
+            <w:r>
+              <w:t>datatype</w:t>
+            </w:r>
+            <w:proofErr w:type="spellEnd"/>
+            <w:r>
+              <w:t xml:space="preserve"> for value conversion</w:t>
             </w:r>
           </w:p>
           <w:p/>
@@ -20292,7 +20845,15 @@
             </w:r>
             <w:proofErr w:type="spellEnd"/>
             <w:r>
-              <w:t xml:space="preserve"> (SUBJECT_MARK_VALUE) : Inputted Data is not of the appropriate datatype for value conversion</w:t>
+              <w:t xml:space="preserve"> (SUBJECT_MARK_VALUE) : Inputted Data is not of the appropriate </w:t>
+            </w:r>
+            <w:proofErr w:type="spellStart"/>
+            <w:r>
+              <w:t>datatype</w:t>
+            </w:r>
+            <w:proofErr w:type="spellEnd"/>
+            <w:r>
+              <w:t xml:space="preserve"> for value conversion</w:t>
             </w:r>
           </w:p>
           <w:p/>
@@ -20772,15 +21333,7 @@
       </w:pPr>
       <w:r>
         <w:lastRenderedPageBreak/>
-        <w:t xml:space="preserve">Chapter: </w:t>
-      </w:r>
-      <w:r>
-        <w:t>File</w:t>
-      </w:r>
-      <w:bookmarkStart w:id="0" w:name="_GoBack"/>
-      <w:bookmarkEnd w:id="0"/>
-      <w:r>
-        <w:t xml:space="preserve"> Handling</w:t>
+        <w:t>Chapter: File Handling</w:t>
       </w:r>
     </w:p>
     <w:p/>
@@ -20936,9 +21489,2176 @@
           <w:lang w:eastAsia="ja-JP"/>
         </w:rPr>
       </w:pPr>
+      <w:r>
+        <w:rPr>
+          <w:lang w:eastAsia="ja-JP"/>
+        </w:rPr>
+        <w:br w:type="page"/>
+      </w:r>
+    </w:p>
+    <w:p>
+      <w:pPr>
+        <w:pStyle w:val="Heading1"/>
+      </w:pPr>
+      <w:r>
+        <w:lastRenderedPageBreak/>
+        <w:t>Chapter: Simple Queries in SQL</w:t>
+      </w:r>
+    </w:p>
+    <w:tbl>
+      <w:tblPr>
+        <w:tblStyle w:val="TableGrid"/>
+        <w:tblW w:w="0" w:type="auto"/>
+        <w:tblLook w:val="04A0" w:firstRow="1" w:lastRow="0" w:firstColumn="1" w:lastColumn="0" w:noHBand="0" w:noVBand="1"/>
+      </w:tblPr>
+      <w:tblGrid>
+        <w:gridCol w:w="440"/>
+        <w:gridCol w:w="8576"/>
+      </w:tblGrid>
+      <w:tr>
+        <w:trPr>
+          <w:trHeight w:val="1153"/>
+        </w:trPr>
+        <w:tc>
+          <w:tcPr>
+            <w:tcW w:w="9016" w:type="dxa"/>
+            <w:gridSpan w:val="2"/>
+          </w:tcPr>
+          <w:p>
+            <w:r>
+              <w:t>Q1)</w:t>
+            </w:r>
+          </w:p>
+          <w:p>
+            <w:pPr>
+              <w:rPr>
+                <w:rFonts w:asciiTheme="majorHAnsi" w:hAnsiTheme="majorHAnsi" w:cstheme="majorHAnsi"/>
+              </w:rPr>
+            </w:pPr>
+            <w:r>
+              <w:rPr>
+                <w:b/>
+                <w:bCs/>
+                <w:sz w:val="24"/>
+                <w:szCs w:val="24"/>
+                <w:u w:val="single"/>
+              </w:rPr>
+              <w:t>Table</w:t>
+            </w:r>
+            <w:r>
+              <w:rPr>
+                <w:b/>
+                <w:bCs/>
+                <w:sz w:val="24"/>
+                <w:szCs w:val="24"/>
+                <w:u w:val="single"/>
+              </w:rPr>
+              <w:t>:</w:t>
+            </w:r>
+            <w:r>
+              <w:rPr>
+                <w:sz w:val="24"/>
+                <w:szCs w:val="24"/>
+              </w:rPr>
+              <w:t xml:space="preserve"> </w:t>
+            </w:r>
+            <w:r>
+              <w:t>Display all records from table student</w:t>
+            </w:r>
+          </w:p>
+          <w:p>
+            <w:r>
+              <w:rPr>
+                <w:rFonts w:ascii="Cascadia Code" w:hAnsi="Cascadia Code" w:cs="Cascadia Code"/>
+                <w:b/>
+                <w:bCs/>
+                <w:sz w:val="24"/>
+                <w:szCs w:val="24"/>
+                <w:u w:val="single"/>
+              </w:rPr>
+              <w:t>Code:</w:t>
+            </w:r>
+            <w:r>
+              <w:t xml:space="preserve"> </w:t>
+            </w:r>
+          </w:p>
+          <w:p>
+            <w:pPr>
+              <w:rPr>
+                <w:rFonts w:ascii="Cascadia Code" w:hAnsi="Cascadia Code" w:cs="Cascadia Code"/>
+                <w:b/>
+                <w:bCs/>
+                <w:sz w:val="24"/>
+                <w:szCs w:val="24"/>
+                <w:u w:val="single"/>
+              </w:rPr>
+            </w:pPr>
+            <w:r>
+              <w:rPr>
+                <w:rFonts w:ascii="Cascadia Code" w:hAnsi="Cascadia Code" w:cs="Cascadia Code"/>
+                <w:b/>
+                <w:bCs/>
+                <w:sz w:val="24"/>
+                <w:szCs w:val="24"/>
+                <w:u w:val="single"/>
+              </w:rPr>
+              <w:t>+----------+-------+------+--------+------------+</w:t>
+            </w:r>
+          </w:p>
+          <w:p>
+            <w:pPr>
+              <w:rPr>
+                <w:rFonts w:ascii="Cascadia Code" w:hAnsi="Cascadia Code" w:cs="Cascadia Code"/>
+                <w:b/>
+                <w:bCs/>
+                <w:sz w:val="24"/>
+                <w:szCs w:val="24"/>
+                <w:u w:val="single"/>
+              </w:rPr>
+            </w:pPr>
+            <w:r>
+              <w:rPr>
+                <w:rFonts w:ascii="Cascadia Code" w:hAnsi="Cascadia Code" w:cs="Cascadia Code"/>
+                <w:b/>
+                <w:bCs/>
+                <w:sz w:val="24"/>
+                <w:szCs w:val="24"/>
+                <w:u w:val="single"/>
+              </w:rPr>
+              <w:t>| name     | class | fee  | gender | dob        |</w:t>
+            </w:r>
+          </w:p>
+          <w:p>
+            <w:pPr>
+              <w:rPr>
+                <w:rFonts w:ascii="Cascadia Code" w:hAnsi="Cascadia Code" w:cs="Cascadia Code"/>
+                <w:b/>
+                <w:bCs/>
+                <w:sz w:val="24"/>
+                <w:szCs w:val="24"/>
+                <w:u w:val="single"/>
+              </w:rPr>
+            </w:pPr>
+            <w:r>
+              <w:rPr>
+                <w:rFonts w:ascii="Cascadia Code" w:hAnsi="Cascadia Code" w:cs="Cascadia Code"/>
+                <w:b/>
+                <w:bCs/>
+                <w:sz w:val="24"/>
+                <w:szCs w:val="24"/>
+                <w:u w:val="single"/>
+              </w:rPr>
+              <w:t>+----------+-------+------+--------+------------+</w:t>
+            </w:r>
+          </w:p>
+          <w:p>
+            <w:pPr>
+              <w:rPr>
+                <w:rFonts w:ascii="Cascadia Code" w:hAnsi="Cascadia Code" w:cs="Cascadia Code"/>
+                <w:b/>
+                <w:bCs/>
+                <w:sz w:val="24"/>
+                <w:szCs w:val="24"/>
+                <w:u w:val="single"/>
+              </w:rPr>
+            </w:pPr>
+            <w:r>
+              <w:rPr>
+                <w:rFonts w:ascii="Cascadia Code" w:hAnsi="Cascadia Code" w:cs="Cascadia Code"/>
+                <w:b/>
+                <w:bCs/>
+                <w:sz w:val="24"/>
+                <w:szCs w:val="24"/>
+                <w:u w:val="single"/>
+              </w:rPr>
+              <w:t>| Rahul    | XII   | 1200 | M      | 2005-02-01 |</w:t>
+            </w:r>
+          </w:p>
+          <w:p>
+            <w:pPr>
+              <w:rPr>
+                <w:rFonts w:ascii="Cascadia Code" w:hAnsi="Cascadia Code" w:cs="Cascadia Code"/>
+                <w:b/>
+                <w:bCs/>
+                <w:sz w:val="24"/>
+                <w:szCs w:val="24"/>
+                <w:u w:val="single"/>
+              </w:rPr>
+            </w:pPr>
+            <w:r>
+              <w:rPr>
+                <w:rFonts w:ascii="Cascadia Code" w:hAnsi="Cascadia Code" w:cs="Cascadia Code"/>
+                <w:b/>
+                <w:bCs/>
+                <w:sz w:val="24"/>
+                <w:szCs w:val="24"/>
+                <w:u w:val="single"/>
+              </w:rPr>
+              <w:t xml:space="preserve">| </w:t>
+            </w:r>
+            <w:proofErr w:type="spellStart"/>
+            <w:r>
+              <w:rPr>
+                <w:rFonts w:ascii="Cascadia Code" w:hAnsi="Cascadia Code" w:cs="Cascadia Code"/>
+                <w:b/>
+                <w:bCs/>
+                <w:sz w:val="24"/>
+                <w:szCs w:val="24"/>
+                <w:u w:val="single"/>
+              </w:rPr>
+              <w:t>Mehul</w:t>
+            </w:r>
+            <w:proofErr w:type="spellEnd"/>
+            <w:r>
+              <w:rPr>
+                <w:rFonts w:ascii="Cascadia Code" w:hAnsi="Cascadia Code" w:cs="Cascadia Code"/>
+                <w:b/>
+                <w:bCs/>
+                <w:sz w:val="24"/>
+                <w:szCs w:val="24"/>
+                <w:u w:val="single"/>
+              </w:rPr>
+              <w:t xml:space="preserve">    | XII   | 1200 | M      | 2004-12-11 |</w:t>
+            </w:r>
+          </w:p>
+          <w:p>
+            <w:pPr>
+              <w:rPr>
+                <w:rFonts w:ascii="Cascadia Code" w:hAnsi="Cascadia Code" w:cs="Cascadia Code"/>
+                <w:b/>
+                <w:bCs/>
+                <w:sz w:val="24"/>
+                <w:szCs w:val="24"/>
+                <w:u w:val="single"/>
+              </w:rPr>
+            </w:pPr>
+            <w:r>
+              <w:rPr>
+                <w:rFonts w:ascii="Cascadia Code" w:hAnsi="Cascadia Code" w:cs="Cascadia Code"/>
+                <w:b/>
+                <w:bCs/>
+                <w:sz w:val="24"/>
+                <w:szCs w:val="24"/>
+                <w:u w:val="single"/>
+              </w:rPr>
+              <w:t xml:space="preserve">| </w:t>
+            </w:r>
+            <w:proofErr w:type="spellStart"/>
+            <w:r>
+              <w:rPr>
+                <w:rFonts w:ascii="Cascadia Code" w:hAnsi="Cascadia Code" w:cs="Cascadia Code"/>
+                <w:b/>
+                <w:bCs/>
+                <w:sz w:val="24"/>
+                <w:szCs w:val="24"/>
+                <w:u w:val="single"/>
+              </w:rPr>
+              <w:t>Manisha</w:t>
+            </w:r>
+            <w:proofErr w:type="spellEnd"/>
+            <w:r>
+              <w:rPr>
+                <w:rFonts w:ascii="Cascadia Code" w:hAnsi="Cascadia Code" w:cs="Cascadia Code"/>
+                <w:b/>
+                <w:bCs/>
+                <w:sz w:val="24"/>
+                <w:szCs w:val="24"/>
+                <w:u w:val="single"/>
+              </w:rPr>
+              <w:t xml:space="preserve">  | XI    | 1050 | F      | 2006-10-12 |</w:t>
+            </w:r>
+          </w:p>
+          <w:p>
+            <w:pPr>
+              <w:rPr>
+                <w:rFonts w:ascii="Cascadia Code" w:hAnsi="Cascadia Code" w:cs="Cascadia Code"/>
+                <w:b/>
+                <w:bCs/>
+                <w:sz w:val="24"/>
+                <w:szCs w:val="24"/>
+                <w:u w:val="single"/>
+              </w:rPr>
+            </w:pPr>
+            <w:r>
+              <w:rPr>
+                <w:rFonts w:ascii="Cascadia Code" w:hAnsi="Cascadia Code" w:cs="Cascadia Code"/>
+                <w:b/>
+                <w:bCs/>
+                <w:sz w:val="24"/>
+                <w:szCs w:val="24"/>
+                <w:u w:val="single"/>
+              </w:rPr>
+              <w:t xml:space="preserve">| </w:t>
+            </w:r>
+            <w:proofErr w:type="spellStart"/>
+            <w:r>
+              <w:rPr>
+                <w:rFonts w:ascii="Cascadia Code" w:hAnsi="Cascadia Code" w:cs="Cascadia Code"/>
+                <w:b/>
+                <w:bCs/>
+                <w:sz w:val="24"/>
+                <w:szCs w:val="24"/>
+                <w:u w:val="single"/>
+              </w:rPr>
+              <w:t>Sujoy</w:t>
+            </w:r>
+            <w:proofErr w:type="spellEnd"/>
+            <w:r>
+              <w:rPr>
+                <w:rFonts w:ascii="Cascadia Code" w:hAnsi="Cascadia Code" w:cs="Cascadia Code"/>
+                <w:b/>
+                <w:bCs/>
+                <w:sz w:val="24"/>
+                <w:szCs w:val="24"/>
+                <w:u w:val="single"/>
+              </w:rPr>
+              <w:t xml:space="preserve">    | XI    | 1050 | M      | NULL       |</w:t>
+            </w:r>
+          </w:p>
+          <w:p>
+            <w:pPr>
+              <w:rPr>
+                <w:rFonts w:ascii="Cascadia Code" w:hAnsi="Cascadia Code" w:cs="Cascadia Code"/>
+                <w:b/>
+                <w:bCs/>
+                <w:sz w:val="24"/>
+                <w:szCs w:val="24"/>
+                <w:u w:val="single"/>
+              </w:rPr>
+            </w:pPr>
+            <w:r>
+              <w:rPr>
+                <w:rFonts w:ascii="Cascadia Code" w:hAnsi="Cascadia Code" w:cs="Cascadia Code"/>
+                <w:b/>
+                <w:bCs/>
+                <w:sz w:val="24"/>
+                <w:szCs w:val="24"/>
+                <w:u w:val="single"/>
+              </w:rPr>
+              <w:t xml:space="preserve">| </w:t>
+            </w:r>
+            <w:proofErr w:type="spellStart"/>
+            <w:r>
+              <w:rPr>
+                <w:rFonts w:ascii="Cascadia Code" w:hAnsi="Cascadia Code" w:cs="Cascadia Code"/>
+                <w:b/>
+                <w:bCs/>
+                <w:sz w:val="24"/>
+                <w:szCs w:val="24"/>
+                <w:u w:val="single"/>
+              </w:rPr>
+              <w:t>Sonakshi</w:t>
+            </w:r>
+            <w:proofErr w:type="spellEnd"/>
+            <w:r>
+              <w:rPr>
+                <w:rFonts w:ascii="Cascadia Code" w:hAnsi="Cascadia Code" w:cs="Cascadia Code"/>
+                <w:b/>
+                <w:bCs/>
+                <w:sz w:val="24"/>
+                <w:szCs w:val="24"/>
+                <w:u w:val="single"/>
+              </w:rPr>
+              <w:t xml:space="preserve"> | XII   | 1200 | F      | 2005-09-19 |</w:t>
+            </w:r>
+          </w:p>
+          <w:p>
+            <w:pPr>
+              <w:rPr>
+                <w:rFonts w:ascii="Cascadia Code" w:hAnsi="Cascadia Code" w:cs="Cascadia Code"/>
+                <w:b/>
+                <w:bCs/>
+                <w:sz w:val="24"/>
+                <w:szCs w:val="24"/>
+                <w:u w:val="single"/>
+              </w:rPr>
+            </w:pPr>
+            <w:r>
+              <w:rPr>
+                <w:rFonts w:ascii="Cascadia Code" w:hAnsi="Cascadia Code" w:cs="Cascadia Code"/>
+                <w:b/>
+                <w:bCs/>
+                <w:sz w:val="24"/>
+                <w:szCs w:val="24"/>
+                <w:u w:val="single"/>
+              </w:rPr>
+              <w:t xml:space="preserve">| </w:t>
+            </w:r>
+            <w:proofErr w:type="spellStart"/>
+            <w:r>
+              <w:rPr>
+                <w:rFonts w:ascii="Cascadia Code" w:hAnsi="Cascadia Code" w:cs="Cascadia Code"/>
+                <w:b/>
+                <w:bCs/>
+                <w:sz w:val="24"/>
+                <w:szCs w:val="24"/>
+                <w:u w:val="single"/>
+              </w:rPr>
+              <w:t>Suman</w:t>
+            </w:r>
+            <w:proofErr w:type="spellEnd"/>
+            <w:r>
+              <w:rPr>
+                <w:rFonts w:ascii="Cascadia Code" w:hAnsi="Cascadia Code" w:cs="Cascadia Code"/>
+                <w:b/>
+                <w:bCs/>
+                <w:sz w:val="24"/>
+                <w:szCs w:val="24"/>
+                <w:u w:val="single"/>
+              </w:rPr>
+              <w:t xml:space="preserve">    | X     |  950 | F      | 2008-06-16 |</w:t>
+            </w:r>
+          </w:p>
+          <w:p>
+            <w:pPr>
+              <w:rPr>
+                <w:rFonts w:ascii="Cascadia Code" w:hAnsi="Cascadia Code" w:cs="Cascadia Code"/>
+                <w:b/>
+                <w:bCs/>
+                <w:sz w:val="24"/>
+                <w:szCs w:val="24"/>
+                <w:u w:val="single"/>
+              </w:rPr>
+            </w:pPr>
+            <w:r>
+              <w:rPr>
+                <w:rFonts w:ascii="Cascadia Code" w:hAnsi="Cascadia Code" w:cs="Cascadia Code"/>
+                <w:b/>
+                <w:bCs/>
+                <w:sz w:val="24"/>
+                <w:szCs w:val="24"/>
+                <w:u w:val="single"/>
+              </w:rPr>
+              <w:t>+----------+-------+------+--------+------------+</w:t>
+            </w:r>
+          </w:p>
+        </w:tc>
+      </w:tr>
+      <w:tr>
+        <w:tc>
+          <w:tcPr>
+            <w:tcW w:w="440" w:type="dxa"/>
+            <w:vMerge w:val="restart"/>
+          </w:tcPr>
+          <w:p>
+            <w:r>
+              <w:t>1</w:t>
+            </w:r>
+          </w:p>
+        </w:tc>
+        <w:tc>
+          <w:tcPr>
+            <w:tcW w:w="8576" w:type="dxa"/>
+          </w:tcPr>
+          <w:p>
+            <w:pPr>
+              <w:rPr>
+                <w:rFonts w:asciiTheme="majorHAnsi" w:hAnsiTheme="majorHAnsi" w:cstheme="majorHAnsi"/>
+              </w:rPr>
+            </w:pPr>
+            <w:r>
+              <w:rPr>
+                <w:b/>
+                <w:bCs/>
+                <w:sz w:val="24"/>
+                <w:szCs w:val="24"/>
+                <w:u w:val="single"/>
+              </w:rPr>
+              <w:t>Question:</w:t>
+            </w:r>
+            <w:r>
+              <w:rPr>
+                <w:sz w:val="24"/>
+                <w:szCs w:val="24"/>
+              </w:rPr>
+              <w:t xml:space="preserve"> </w:t>
+            </w:r>
+            <w:r>
+              <w:t>Display all records from table student</w:t>
+            </w:r>
+          </w:p>
+        </w:tc>
+      </w:tr>
+      <w:tr>
+        <w:tc>
+          <w:tcPr>
+            <w:tcW w:w="440" w:type="dxa"/>
+            <w:vMerge/>
+          </w:tcPr>
+          <w:p/>
+        </w:tc>
+        <w:tc>
+          <w:tcPr>
+            <w:tcW w:w="8576" w:type="dxa"/>
+          </w:tcPr>
+          <w:p>
+            <w:pPr>
+              <w:rPr>
+                <w:rFonts w:ascii="Cascadia Code" w:hAnsi="Cascadia Code" w:cs="Cascadia Code"/>
+                <w:b/>
+                <w:bCs/>
+                <w:sz w:val="24"/>
+                <w:szCs w:val="24"/>
+                <w:u w:val="single"/>
+              </w:rPr>
+            </w:pPr>
+            <w:r>
+              <w:rPr>
+                <w:rFonts w:ascii="Cascadia Code" w:hAnsi="Cascadia Code" w:cs="Cascadia Code"/>
+                <w:b/>
+                <w:bCs/>
+                <w:sz w:val="24"/>
+                <w:szCs w:val="24"/>
+                <w:u w:val="single"/>
+              </w:rPr>
+              <w:t>Code:</w:t>
+            </w:r>
+          </w:p>
+          <w:p>
+            <w:pPr>
+              <w:rPr>
+                <w:rFonts w:ascii="Cascadia Code" w:hAnsi="Cascadia Code" w:cs="Cascadia Code"/>
+                <w:bCs/>
+                <w:sz w:val="24"/>
+                <w:szCs w:val="24"/>
+              </w:rPr>
+            </w:pPr>
+            <w:r>
+              <w:rPr>
+                <w:rFonts w:ascii="Cascadia Code" w:hAnsi="Cascadia Code" w:cs="Cascadia Code"/>
+                <w:bCs/>
+                <w:sz w:val="24"/>
+                <w:szCs w:val="24"/>
+              </w:rPr>
+              <w:t>SELECT * FROM Student;</w:t>
+            </w:r>
+          </w:p>
+        </w:tc>
+      </w:tr>
+      <w:tr>
+        <w:tc>
+          <w:tcPr>
+            <w:tcW w:w="440" w:type="dxa"/>
+            <w:vMerge/>
+          </w:tcPr>
+          <w:p/>
+        </w:tc>
+        <w:tc>
+          <w:tcPr>
+            <w:tcW w:w="8576" w:type="dxa"/>
+          </w:tcPr>
+          <w:p>
+            <w:pPr>
+              <w:rPr>
+                <w:b/>
+                <w:bCs/>
+                <w:sz w:val="24"/>
+                <w:szCs w:val="24"/>
+                <w:u w:val="single"/>
+              </w:rPr>
+            </w:pPr>
+            <w:r>
+              <w:rPr>
+                <w:b/>
+                <w:bCs/>
+                <w:sz w:val="24"/>
+                <w:szCs w:val="24"/>
+                <w:u w:val="single"/>
+              </w:rPr>
+              <w:t>Output:</w:t>
+            </w:r>
+          </w:p>
+          <w:p>
+            <w:pPr>
+              <w:rPr>
+                <w:rFonts w:ascii="Cascadia Code" w:hAnsi="Cascadia Code" w:cs="Cascadia Code"/>
+                <w:b/>
+                <w:bCs/>
+                <w:sz w:val="20"/>
+                <w:szCs w:val="24"/>
+                <w:u w:val="single"/>
+              </w:rPr>
+            </w:pPr>
+            <w:r>
+              <w:rPr>
+                <w:rFonts w:ascii="Cascadia Code" w:hAnsi="Cascadia Code" w:cs="Cascadia Code"/>
+                <w:b/>
+                <w:bCs/>
+                <w:sz w:val="20"/>
+                <w:szCs w:val="24"/>
+                <w:u w:val="single"/>
+              </w:rPr>
+              <w:drawing>
+                <wp:inline distT="0" distB="0" distL="0" distR="0" wp14:anchorId="71787F64" wp14:editId="09D7CE9B">
+                  <wp:extent cx="3098213" cy="1266825"/>
+                  <wp:effectExtent l="0" t="0" r="6985" b="0"/>
+                  <wp:docPr id="1" name="Picture 1"/>
+                  <wp:cNvGraphicFramePr>
+                    <a:graphicFrameLocks xmlns:a="http://schemas.openxmlformats.org/drawingml/2006/main" noChangeAspect="1"/>
+                  </wp:cNvGraphicFramePr>
+                  <a:graphic xmlns:a="http://schemas.openxmlformats.org/drawingml/2006/main">
+                    <a:graphicData uri="http://schemas.openxmlformats.org/drawingml/2006/picture">
+                      <pic:pic xmlns:pic="http://schemas.openxmlformats.org/drawingml/2006/picture">
+                        <pic:nvPicPr>
+                          <pic:cNvPr id="1" name=""/>
+                          <pic:cNvPicPr/>
+                        </pic:nvPicPr>
+                        <pic:blipFill>
+                          <a:blip r:embed="rId8"/>
+                          <a:stretch>
+                            <a:fillRect/>
+                          </a:stretch>
+                        </pic:blipFill>
+                        <pic:spPr>
+                          <a:xfrm>
+                            <a:off x="0" y="0"/>
+                            <a:ext cx="3115709" cy="1273979"/>
+                          </a:xfrm>
+                          <a:prstGeom prst="rect">
+                            <a:avLst/>
+                          </a:prstGeom>
+                        </pic:spPr>
+                      </pic:pic>
+                    </a:graphicData>
+                  </a:graphic>
+                </wp:inline>
+              </w:drawing>
+            </w:r>
+          </w:p>
+        </w:tc>
+      </w:tr>
+      <w:tr>
+        <w:tc>
+          <w:tcPr>
+            <w:tcW w:w="440" w:type="dxa"/>
+            <w:vMerge w:val="restart"/>
+          </w:tcPr>
+          <w:p>
+            <w:r>
+              <w:t>2</w:t>
+            </w:r>
+          </w:p>
+        </w:tc>
+        <w:tc>
+          <w:tcPr>
+            <w:tcW w:w="8576" w:type="dxa"/>
+          </w:tcPr>
+          <w:p>
+            <w:pPr>
+              <w:rPr>
+                <w:rFonts w:asciiTheme="majorHAnsi" w:hAnsiTheme="majorHAnsi" w:cstheme="majorHAnsi"/>
+              </w:rPr>
+            </w:pPr>
+            <w:r>
+              <w:rPr>
+                <w:b/>
+                <w:bCs/>
+                <w:sz w:val="24"/>
+                <w:szCs w:val="24"/>
+                <w:u w:val="single"/>
+              </w:rPr>
+              <w:t>Question:</w:t>
+            </w:r>
+            <w:r>
+              <w:rPr>
+                <w:sz w:val="24"/>
+                <w:szCs w:val="24"/>
+              </w:rPr>
+              <w:t xml:space="preserve"> </w:t>
+            </w:r>
+            <w:r>
+              <w:t xml:space="preserve">List names of all </w:t>
+            </w:r>
+            <w:r>
+              <w:t>students from table student</w:t>
+            </w:r>
+          </w:p>
+        </w:tc>
+      </w:tr>
+      <w:tr>
+        <w:tc>
+          <w:tcPr>
+            <w:tcW w:w="440" w:type="dxa"/>
+            <w:vMerge/>
+          </w:tcPr>
+          <w:p/>
+        </w:tc>
+        <w:tc>
+          <w:tcPr>
+            <w:tcW w:w="8576" w:type="dxa"/>
+          </w:tcPr>
+          <w:p>
+            <w:pPr>
+              <w:rPr>
+                <w:rFonts w:ascii="Cascadia Code" w:hAnsi="Cascadia Code" w:cs="Cascadia Code"/>
+                <w:b/>
+                <w:bCs/>
+                <w:sz w:val="24"/>
+                <w:szCs w:val="24"/>
+                <w:u w:val="single"/>
+              </w:rPr>
+            </w:pPr>
+            <w:r>
+              <w:rPr>
+                <w:rFonts w:ascii="Cascadia Code" w:hAnsi="Cascadia Code" w:cs="Cascadia Code"/>
+                <w:b/>
+                <w:bCs/>
+                <w:sz w:val="24"/>
+                <w:szCs w:val="24"/>
+                <w:u w:val="single"/>
+              </w:rPr>
+              <w:t>Code:</w:t>
+            </w:r>
+          </w:p>
+          <w:p>
+            <w:pPr>
+              <w:rPr>
+                <w:rFonts w:ascii="Cascadia Code" w:hAnsi="Cascadia Code" w:cs="Cascadia Code"/>
+              </w:rPr>
+            </w:pPr>
+            <w:r>
+              <w:rPr>
+                <w:rFonts w:ascii="Cascadia Code" w:hAnsi="Cascadia Code" w:cs="Cascadia Code"/>
+              </w:rPr>
+              <w:t>SELECT Name FROM Student;</w:t>
+            </w:r>
+          </w:p>
+        </w:tc>
+      </w:tr>
+      <w:tr>
+        <w:tc>
+          <w:tcPr>
+            <w:tcW w:w="440" w:type="dxa"/>
+            <w:vMerge/>
+          </w:tcPr>
+          <w:p/>
+        </w:tc>
+        <w:tc>
+          <w:tcPr>
+            <w:tcW w:w="8576" w:type="dxa"/>
+          </w:tcPr>
+          <w:p>
+            <w:pPr>
+              <w:rPr>
+                <w:b/>
+                <w:bCs/>
+                <w:sz w:val="24"/>
+                <w:szCs w:val="24"/>
+                <w:u w:val="single"/>
+              </w:rPr>
+            </w:pPr>
+            <w:r>
+              <w:rPr>
+                <w:b/>
+                <w:bCs/>
+                <w:sz w:val="24"/>
+                <w:szCs w:val="24"/>
+                <w:u w:val="single"/>
+              </w:rPr>
+              <w:t>Output:</w:t>
+            </w:r>
+          </w:p>
+          <w:p>
+            <w:pPr>
+              <w:rPr>
+                <w:b/>
+                <w:bCs/>
+                <w:sz w:val="24"/>
+                <w:szCs w:val="24"/>
+                <w:u w:val="single"/>
+              </w:rPr>
+            </w:pPr>
+            <w:r>
+              <w:rPr>
+                <w:b/>
+                <w:bCs/>
+                <w:sz w:val="24"/>
+                <w:szCs w:val="24"/>
+                <w:u w:val="single"/>
+              </w:rPr>
+              <w:drawing>
+                <wp:inline distT="0" distB="0" distL="0" distR="0" wp14:anchorId="13C147AE" wp14:editId="4F013C93">
+                  <wp:extent cx="925256" cy="1314450"/>
+                  <wp:effectExtent l="0" t="0" r="8255" b="0"/>
+                  <wp:docPr id="2" name="Picture 2"/>
+                  <wp:cNvGraphicFramePr>
+                    <a:graphicFrameLocks xmlns:a="http://schemas.openxmlformats.org/drawingml/2006/main" noChangeAspect="1"/>
+                  </wp:cNvGraphicFramePr>
+                  <a:graphic xmlns:a="http://schemas.openxmlformats.org/drawingml/2006/main">
+                    <a:graphicData uri="http://schemas.openxmlformats.org/drawingml/2006/picture">
+                      <pic:pic xmlns:pic="http://schemas.openxmlformats.org/drawingml/2006/picture">
+                        <pic:nvPicPr>
+                          <pic:cNvPr id="1" name=""/>
+                          <pic:cNvPicPr/>
+                        </pic:nvPicPr>
+                        <pic:blipFill>
+                          <a:blip r:embed="rId9"/>
+                          <a:stretch>
+                            <a:fillRect/>
+                          </a:stretch>
+                        </pic:blipFill>
+                        <pic:spPr>
+                          <a:xfrm>
+                            <a:off x="0" y="0"/>
+                            <a:ext cx="937780" cy="1332242"/>
+                          </a:xfrm>
+                          <a:prstGeom prst="rect">
+                            <a:avLst/>
+                          </a:prstGeom>
+                        </pic:spPr>
+                      </pic:pic>
+                    </a:graphicData>
+                  </a:graphic>
+                </wp:inline>
+              </w:drawing>
+            </w:r>
+          </w:p>
+        </w:tc>
+      </w:tr>
+      <w:tr>
+        <w:tc>
+          <w:tcPr>
+            <w:tcW w:w="440" w:type="dxa"/>
+            <w:vMerge w:val="restart"/>
+          </w:tcPr>
+          <w:p>
+            <w:r>
+              <w:t>3</w:t>
+            </w:r>
+          </w:p>
+        </w:tc>
+        <w:tc>
+          <w:tcPr>
+            <w:tcW w:w="8576" w:type="dxa"/>
+          </w:tcPr>
+          <w:p>
+            <w:pPr>
+              <w:rPr>
+                <w:rFonts w:asciiTheme="majorHAnsi" w:hAnsiTheme="majorHAnsi" w:cstheme="majorHAnsi"/>
+              </w:rPr>
+            </w:pPr>
+            <w:r>
+              <w:rPr>
+                <w:b/>
+                <w:bCs/>
+                <w:sz w:val="24"/>
+                <w:szCs w:val="24"/>
+                <w:u w:val="single"/>
+              </w:rPr>
+              <w:t>Question:</w:t>
+            </w:r>
+            <w:r>
+              <w:rPr>
+                <w:sz w:val="24"/>
+                <w:szCs w:val="24"/>
+              </w:rPr>
+              <w:t xml:space="preserve"> </w:t>
+            </w:r>
+            <w:r>
+              <w:t>List name and class of all students from table student</w:t>
+            </w:r>
+          </w:p>
+        </w:tc>
+      </w:tr>
+      <w:tr>
+        <w:tc>
+          <w:tcPr>
+            <w:tcW w:w="440" w:type="dxa"/>
+            <w:vMerge/>
+          </w:tcPr>
+          <w:p/>
+        </w:tc>
+        <w:tc>
+          <w:tcPr>
+            <w:tcW w:w="8576" w:type="dxa"/>
+          </w:tcPr>
+          <w:p>
+            <w:pPr>
+              <w:rPr>
+                <w:rFonts w:ascii="Cascadia Code" w:hAnsi="Cascadia Code" w:cs="Cascadia Code"/>
+                <w:b/>
+                <w:bCs/>
+                <w:sz w:val="24"/>
+                <w:szCs w:val="24"/>
+                <w:u w:val="single"/>
+              </w:rPr>
+            </w:pPr>
+            <w:r>
+              <w:rPr>
+                <w:rFonts w:ascii="Cascadia Code" w:hAnsi="Cascadia Code" w:cs="Cascadia Code"/>
+                <w:b/>
+                <w:bCs/>
+                <w:sz w:val="24"/>
+                <w:szCs w:val="24"/>
+                <w:u w:val="single"/>
+              </w:rPr>
+              <w:t>Code:</w:t>
+            </w:r>
+          </w:p>
+          <w:p>
+            <w:pPr>
+              <w:rPr>
+                <w:rFonts w:ascii="Cascadia Code" w:hAnsi="Cascadia Code" w:cs="Cascadia Code"/>
+              </w:rPr>
+            </w:pPr>
+            <w:r>
+              <w:rPr>
+                <w:rFonts w:ascii="Cascadia Code" w:hAnsi="Cascadia Code" w:cs="Cascadia Code"/>
+              </w:rPr>
+              <w:t>SELECT Name, Class FROM Student;</w:t>
+            </w:r>
+          </w:p>
+        </w:tc>
+      </w:tr>
+      <w:tr>
+        <w:tc>
+          <w:tcPr>
+            <w:tcW w:w="440" w:type="dxa"/>
+            <w:vMerge/>
+          </w:tcPr>
+          <w:p/>
+        </w:tc>
+        <w:tc>
+          <w:tcPr>
+            <w:tcW w:w="8576" w:type="dxa"/>
+          </w:tcPr>
+          <w:p>
+            <w:pPr>
+              <w:rPr>
+                <w:b/>
+                <w:bCs/>
+                <w:sz w:val="24"/>
+                <w:szCs w:val="24"/>
+                <w:u w:val="single"/>
+              </w:rPr>
+            </w:pPr>
+            <w:r>
+              <w:rPr>
+                <w:b/>
+                <w:bCs/>
+                <w:sz w:val="24"/>
+                <w:szCs w:val="24"/>
+                <w:u w:val="single"/>
+              </w:rPr>
+              <w:t>Output:</w:t>
+            </w:r>
+          </w:p>
+          <w:p>
+            <w:r>
+              <w:drawing>
+                <wp:inline distT="0" distB="0" distL="0" distR="0" wp14:anchorId="7816C23B" wp14:editId="7E5B0D61">
+                  <wp:extent cx="1387944" cy="1276350"/>
+                  <wp:effectExtent l="0" t="0" r="3175" b="0"/>
+                  <wp:docPr id="3" name="Picture 3"/>
+                  <wp:cNvGraphicFramePr>
+                    <a:graphicFrameLocks xmlns:a="http://schemas.openxmlformats.org/drawingml/2006/main" noChangeAspect="1"/>
+                  </wp:cNvGraphicFramePr>
+                  <a:graphic xmlns:a="http://schemas.openxmlformats.org/drawingml/2006/main">
+                    <a:graphicData uri="http://schemas.openxmlformats.org/drawingml/2006/picture">
+                      <pic:pic xmlns:pic="http://schemas.openxmlformats.org/drawingml/2006/picture">
+                        <pic:nvPicPr>
+                          <pic:cNvPr id="1" name=""/>
+                          <pic:cNvPicPr/>
+                        </pic:nvPicPr>
+                        <pic:blipFill>
+                          <a:blip r:embed="rId10"/>
+                          <a:stretch>
+                            <a:fillRect/>
+                          </a:stretch>
+                        </pic:blipFill>
+                        <pic:spPr>
+                          <a:xfrm>
+                            <a:off x="0" y="0"/>
+                            <a:ext cx="1401329" cy="1288658"/>
+                          </a:xfrm>
+                          <a:prstGeom prst="rect">
+                            <a:avLst/>
+                          </a:prstGeom>
+                        </pic:spPr>
+                      </pic:pic>
+                    </a:graphicData>
+                  </a:graphic>
+                </wp:inline>
+              </w:drawing>
+            </w:r>
+          </w:p>
+        </w:tc>
+      </w:tr>
+      <w:tr>
+        <w:tc>
+          <w:tcPr>
+            <w:tcW w:w="440" w:type="dxa"/>
+            <w:vMerge w:val="restart"/>
+          </w:tcPr>
+          <w:p>
+            <w:r>
+              <w:lastRenderedPageBreak/>
+              <w:t>4</w:t>
+            </w:r>
+          </w:p>
+        </w:tc>
+        <w:tc>
+          <w:tcPr>
+            <w:tcW w:w="8576" w:type="dxa"/>
+          </w:tcPr>
+          <w:p>
+            <w:pPr>
+              <w:rPr>
+                <w:rFonts w:asciiTheme="majorHAnsi" w:hAnsiTheme="majorHAnsi" w:cstheme="majorHAnsi"/>
+              </w:rPr>
+            </w:pPr>
+            <w:r>
+              <w:rPr>
+                <w:b/>
+                <w:bCs/>
+                <w:sz w:val="24"/>
+                <w:szCs w:val="24"/>
+                <w:u w:val="single"/>
+              </w:rPr>
+              <w:t>Question:</w:t>
+            </w:r>
+            <w:r>
+              <w:rPr>
+                <w:sz w:val="24"/>
+                <w:szCs w:val="24"/>
+              </w:rPr>
+              <w:t xml:space="preserve"> </w:t>
+            </w:r>
+            <w:r>
+              <w:rPr>
+                <w:sz w:val="24"/>
+                <w:szCs w:val="24"/>
+              </w:rPr>
+              <w:t>List all students studying in class XII</w:t>
+            </w:r>
+          </w:p>
+        </w:tc>
+      </w:tr>
+      <w:tr>
+        <w:tc>
+          <w:tcPr>
+            <w:tcW w:w="440" w:type="dxa"/>
+            <w:vMerge/>
+          </w:tcPr>
+          <w:p/>
+        </w:tc>
+        <w:tc>
+          <w:tcPr>
+            <w:tcW w:w="8576" w:type="dxa"/>
+          </w:tcPr>
+          <w:p>
+            <w:pPr>
+              <w:rPr>
+                <w:rFonts w:ascii="Cascadia Code" w:hAnsi="Cascadia Code" w:cs="Cascadia Code"/>
+                <w:b/>
+                <w:bCs/>
+                <w:sz w:val="24"/>
+                <w:szCs w:val="24"/>
+                <w:u w:val="single"/>
+              </w:rPr>
+            </w:pPr>
+            <w:r>
+              <w:rPr>
+                <w:rFonts w:ascii="Cascadia Code" w:hAnsi="Cascadia Code" w:cs="Cascadia Code"/>
+                <w:b/>
+                <w:bCs/>
+                <w:sz w:val="24"/>
+                <w:szCs w:val="24"/>
+                <w:u w:val="single"/>
+              </w:rPr>
+              <w:t>Code:</w:t>
+            </w:r>
+          </w:p>
+          <w:p>
+            <w:pPr>
+              <w:rPr>
+                <w:rFonts w:ascii="Cascadia Code" w:hAnsi="Cascadia Code" w:cs="Cascadia Code"/>
+              </w:rPr>
+            </w:pPr>
+            <w:r>
+              <w:rPr>
+                <w:rFonts w:ascii="Cascadia Code" w:hAnsi="Cascadia Code" w:cs="Cascadia Code"/>
+              </w:rPr>
+              <w:t>SELECT Name FROM Student WHERE Class="XII";</w:t>
+            </w:r>
+          </w:p>
+        </w:tc>
+      </w:tr>
+      <w:tr>
+        <w:tc>
+          <w:tcPr>
+            <w:tcW w:w="440" w:type="dxa"/>
+            <w:vMerge/>
+          </w:tcPr>
+          <w:p/>
+        </w:tc>
+        <w:tc>
+          <w:tcPr>
+            <w:tcW w:w="8576" w:type="dxa"/>
+          </w:tcPr>
+          <w:p>
+            <w:pPr>
+              <w:rPr>
+                <w:b/>
+                <w:bCs/>
+                <w:sz w:val="24"/>
+                <w:szCs w:val="24"/>
+                <w:u w:val="single"/>
+              </w:rPr>
+            </w:pPr>
+            <w:r>
+              <w:rPr>
+                <w:b/>
+                <w:bCs/>
+                <w:sz w:val="24"/>
+                <w:szCs w:val="24"/>
+                <w:u w:val="single"/>
+              </w:rPr>
+              <w:t>Output:</w:t>
+            </w:r>
+          </w:p>
+          <w:p>
+            <w:r>
+              <w:drawing>
+                <wp:inline distT="0" distB="0" distL="0" distR="0" wp14:anchorId="2D7CCA52" wp14:editId="46B86164">
+                  <wp:extent cx="794325" cy="847725"/>
+                  <wp:effectExtent l="0" t="0" r="6350" b="0"/>
+                  <wp:docPr id="4" name="Picture 4"/>
+                  <wp:cNvGraphicFramePr>
+                    <a:graphicFrameLocks xmlns:a="http://schemas.openxmlformats.org/drawingml/2006/main" noChangeAspect="1"/>
+                  </wp:cNvGraphicFramePr>
+                  <a:graphic xmlns:a="http://schemas.openxmlformats.org/drawingml/2006/main">
+                    <a:graphicData uri="http://schemas.openxmlformats.org/drawingml/2006/picture">
+                      <pic:pic xmlns:pic="http://schemas.openxmlformats.org/drawingml/2006/picture">
+                        <pic:nvPicPr>
+                          <pic:cNvPr id="1" name=""/>
+                          <pic:cNvPicPr/>
+                        </pic:nvPicPr>
+                        <pic:blipFill>
+                          <a:blip r:embed="rId11"/>
+                          <a:stretch>
+                            <a:fillRect/>
+                          </a:stretch>
+                        </pic:blipFill>
+                        <pic:spPr>
+                          <a:xfrm>
+                            <a:off x="0" y="0"/>
+                            <a:ext cx="806456" cy="860671"/>
+                          </a:xfrm>
+                          <a:prstGeom prst="rect">
+                            <a:avLst/>
+                          </a:prstGeom>
+                        </pic:spPr>
+                      </pic:pic>
+                    </a:graphicData>
+                  </a:graphic>
+                </wp:inline>
+              </w:drawing>
+            </w:r>
+          </w:p>
+        </w:tc>
+      </w:tr>
+      <w:tr>
+        <w:tc>
+          <w:tcPr>
+            <w:tcW w:w="440" w:type="dxa"/>
+            <w:vMerge w:val="restart"/>
+          </w:tcPr>
+          <w:p>
+            <w:r>
+              <w:t>5</w:t>
+            </w:r>
+          </w:p>
+        </w:tc>
+        <w:tc>
+          <w:tcPr>
+            <w:tcW w:w="8576" w:type="dxa"/>
+          </w:tcPr>
+          <w:p>
+            <w:pPr>
+              <w:rPr>
+                <w:rFonts w:asciiTheme="majorHAnsi" w:hAnsiTheme="majorHAnsi" w:cstheme="majorHAnsi"/>
+              </w:rPr>
+            </w:pPr>
+            <w:r>
+              <w:rPr>
+                <w:b/>
+                <w:bCs/>
+                <w:sz w:val="24"/>
+                <w:szCs w:val="24"/>
+                <w:u w:val="single"/>
+              </w:rPr>
+              <w:t>Question:</w:t>
+            </w:r>
+            <w:r>
+              <w:rPr>
+                <w:sz w:val="24"/>
+                <w:szCs w:val="24"/>
+              </w:rPr>
+              <w:t xml:space="preserve"> </w:t>
+            </w:r>
+            <w:r>
+              <w:rPr>
+                <w:sz w:val="24"/>
+                <w:szCs w:val="24"/>
+              </w:rPr>
+              <w:t>List names of all male students</w:t>
+            </w:r>
+          </w:p>
+        </w:tc>
+      </w:tr>
+      <w:tr>
+        <w:tc>
+          <w:tcPr>
+            <w:tcW w:w="440" w:type="dxa"/>
+            <w:vMerge/>
+          </w:tcPr>
+          <w:p/>
+        </w:tc>
+        <w:tc>
+          <w:tcPr>
+            <w:tcW w:w="8576" w:type="dxa"/>
+          </w:tcPr>
+          <w:p>
+            <w:pPr>
+              <w:rPr>
+                <w:rFonts w:ascii="Cascadia Code" w:hAnsi="Cascadia Code" w:cs="Cascadia Code"/>
+                <w:b/>
+                <w:bCs/>
+                <w:sz w:val="24"/>
+                <w:szCs w:val="24"/>
+                <w:u w:val="single"/>
+              </w:rPr>
+            </w:pPr>
+            <w:r>
+              <w:rPr>
+                <w:rFonts w:ascii="Cascadia Code" w:hAnsi="Cascadia Code" w:cs="Cascadia Code"/>
+                <w:b/>
+                <w:bCs/>
+                <w:sz w:val="24"/>
+                <w:szCs w:val="24"/>
+                <w:u w:val="single"/>
+              </w:rPr>
+              <w:t>Code:</w:t>
+            </w:r>
+          </w:p>
+          <w:p>
+            <w:pPr>
+              <w:rPr>
+                <w:rFonts w:ascii="Cascadia Code" w:hAnsi="Cascadia Code" w:cs="Cascadia Code"/>
+              </w:rPr>
+            </w:pPr>
+            <w:r>
+              <w:rPr>
+                <w:rFonts w:ascii="Cascadia Code" w:hAnsi="Cascadia Code" w:cs="Cascadia Code"/>
+              </w:rPr>
+              <w:t>SELECT Name FROM Student WHERE Gender="M";</w:t>
+            </w:r>
+          </w:p>
+        </w:tc>
+      </w:tr>
+      <w:tr>
+        <w:tc>
+          <w:tcPr>
+            <w:tcW w:w="440" w:type="dxa"/>
+            <w:vMerge/>
+          </w:tcPr>
+          <w:p/>
+        </w:tc>
+        <w:tc>
+          <w:tcPr>
+            <w:tcW w:w="8576" w:type="dxa"/>
+          </w:tcPr>
+          <w:p>
+            <w:pPr>
+              <w:rPr>
+                <w:b/>
+                <w:bCs/>
+                <w:sz w:val="24"/>
+                <w:szCs w:val="24"/>
+                <w:u w:val="single"/>
+              </w:rPr>
+            </w:pPr>
+            <w:r>
+              <w:rPr>
+                <w:b/>
+                <w:bCs/>
+                <w:sz w:val="24"/>
+                <w:szCs w:val="24"/>
+                <w:u w:val="single"/>
+              </w:rPr>
+              <w:t>Output:</w:t>
+            </w:r>
+          </w:p>
+          <w:p>
+            <w:r>
+              <w:drawing>
+                <wp:inline distT="0" distB="0" distL="0" distR="0" wp14:anchorId="19E77F8E" wp14:editId="61152F25">
+                  <wp:extent cx="847843" cy="1209844"/>
+                  <wp:effectExtent l="0" t="0" r="9525" b="9525"/>
+                  <wp:docPr id="5" name="Picture 5"/>
+                  <wp:cNvGraphicFramePr>
+                    <a:graphicFrameLocks xmlns:a="http://schemas.openxmlformats.org/drawingml/2006/main" noChangeAspect="1"/>
+                  </wp:cNvGraphicFramePr>
+                  <a:graphic xmlns:a="http://schemas.openxmlformats.org/drawingml/2006/main">
+                    <a:graphicData uri="http://schemas.openxmlformats.org/drawingml/2006/picture">
+                      <pic:pic xmlns:pic="http://schemas.openxmlformats.org/drawingml/2006/picture">
+                        <pic:nvPicPr>
+                          <pic:cNvPr id="1" name=""/>
+                          <pic:cNvPicPr/>
+                        </pic:nvPicPr>
+                        <pic:blipFill>
+                          <a:blip r:embed="rId12"/>
+                          <a:stretch>
+                            <a:fillRect/>
+                          </a:stretch>
+                        </pic:blipFill>
+                        <pic:spPr>
+                          <a:xfrm>
+                            <a:off x="0" y="0"/>
+                            <a:ext cx="847843" cy="1209844"/>
+                          </a:xfrm>
+                          <a:prstGeom prst="rect">
+                            <a:avLst/>
+                          </a:prstGeom>
+                        </pic:spPr>
+                      </pic:pic>
+                    </a:graphicData>
+                  </a:graphic>
+                </wp:inline>
+              </w:drawing>
+            </w:r>
+          </w:p>
+        </w:tc>
+      </w:tr>
+      <w:tr>
+        <w:tc>
+          <w:tcPr>
+            <w:tcW w:w="440" w:type="dxa"/>
+            <w:vMerge w:val="restart"/>
+          </w:tcPr>
+          <w:p>
+            <w:r>
+              <w:t>6</w:t>
+            </w:r>
+          </w:p>
+        </w:tc>
+        <w:tc>
+          <w:tcPr>
+            <w:tcW w:w="8576" w:type="dxa"/>
+          </w:tcPr>
+          <w:p>
+            <w:pPr>
+              <w:rPr>
+                <w:rFonts w:asciiTheme="majorHAnsi" w:hAnsiTheme="majorHAnsi" w:cstheme="majorHAnsi"/>
+              </w:rPr>
+            </w:pPr>
+            <w:r>
+              <w:rPr>
+                <w:b/>
+                <w:bCs/>
+                <w:sz w:val="24"/>
+                <w:szCs w:val="24"/>
+                <w:u w:val="single"/>
+              </w:rPr>
+              <w:t>Question:</w:t>
+            </w:r>
+            <w:r>
+              <w:rPr>
+                <w:sz w:val="24"/>
+                <w:szCs w:val="24"/>
+              </w:rPr>
+              <w:t xml:space="preserve"> </w:t>
+            </w:r>
+            <w:r>
+              <w:rPr>
+                <w:sz w:val="24"/>
+                <w:szCs w:val="24"/>
+              </w:rPr>
+              <w:t>Show information of students having fee more than 1000</w:t>
+            </w:r>
+          </w:p>
+        </w:tc>
+      </w:tr>
+      <w:tr>
+        <w:tc>
+          <w:tcPr>
+            <w:tcW w:w="440" w:type="dxa"/>
+            <w:vMerge/>
+          </w:tcPr>
+          <w:p/>
+        </w:tc>
+        <w:tc>
+          <w:tcPr>
+            <w:tcW w:w="8576" w:type="dxa"/>
+          </w:tcPr>
+          <w:p>
+            <w:pPr>
+              <w:rPr>
+                <w:rFonts w:ascii="Cascadia Code" w:hAnsi="Cascadia Code" w:cs="Cascadia Code"/>
+                <w:b/>
+                <w:bCs/>
+                <w:sz w:val="24"/>
+                <w:szCs w:val="24"/>
+                <w:u w:val="single"/>
+              </w:rPr>
+            </w:pPr>
+            <w:r>
+              <w:rPr>
+                <w:rFonts w:ascii="Cascadia Code" w:hAnsi="Cascadia Code" w:cs="Cascadia Code"/>
+                <w:b/>
+                <w:bCs/>
+                <w:sz w:val="24"/>
+                <w:szCs w:val="24"/>
+                <w:u w:val="single"/>
+              </w:rPr>
+              <w:t>Code:</w:t>
+            </w:r>
+          </w:p>
+          <w:p>
+            <w:pPr>
+              <w:rPr>
+                <w:rFonts w:ascii="Cascadia Code" w:hAnsi="Cascadia Code" w:cs="Cascadia Code"/>
+              </w:rPr>
+            </w:pPr>
+            <w:r>
+              <w:rPr>
+                <w:rFonts w:ascii="Cascadia Code" w:hAnsi="Cascadia Code" w:cs="Cascadia Code"/>
+              </w:rPr>
+              <w:t>SELECT * FROM Student WHERE Fee&gt;1000;</w:t>
+            </w:r>
+          </w:p>
+        </w:tc>
+      </w:tr>
+      <w:tr>
+        <w:tc>
+          <w:tcPr>
+            <w:tcW w:w="440" w:type="dxa"/>
+            <w:vMerge/>
+          </w:tcPr>
+          <w:p/>
+        </w:tc>
+        <w:tc>
+          <w:tcPr>
+            <w:tcW w:w="8576" w:type="dxa"/>
+          </w:tcPr>
+          <w:p>
+            <w:pPr>
+              <w:rPr>
+                <w:b/>
+                <w:bCs/>
+                <w:sz w:val="24"/>
+                <w:szCs w:val="24"/>
+                <w:u w:val="single"/>
+              </w:rPr>
+            </w:pPr>
+            <w:r>
+              <w:rPr>
+                <w:b/>
+                <w:bCs/>
+                <w:sz w:val="24"/>
+                <w:szCs w:val="24"/>
+                <w:u w:val="single"/>
+              </w:rPr>
+              <w:t>Output:</w:t>
+            </w:r>
+          </w:p>
+          <w:p>
+            <w:r>
+              <w:drawing>
+                <wp:inline distT="0" distB="0" distL="0" distR="0" wp14:anchorId="312D7945" wp14:editId="38922695">
+                  <wp:extent cx="4267796" cy="1571844"/>
+                  <wp:effectExtent l="0" t="0" r="0" b="0"/>
+                  <wp:docPr id="6" name="Picture 6"/>
+                  <wp:cNvGraphicFramePr>
+                    <a:graphicFrameLocks xmlns:a="http://schemas.openxmlformats.org/drawingml/2006/main" noChangeAspect="1"/>
+                  </wp:cNvGraphicFramePr>
+                  <a:graphic xmlns:a="http://schemas.openxmlformats.org/drawingml/2006/main">
+                    <a:graphicData uri="http://schemas.openxmlformats.org/drawingml/2006/picture">
+                      <pic:pic xmlns:pic="http://schemas.openxmlformats.org/drawingml/2006/picture">
+                        <pic:nvPicPr>
+                          <pic:cNvPr id="1" name=""/>
+                          <pic:cNvPicPr/>
+                        </pic:nvPicPr>
+                        <pic:blipFill>
+                          <a:blip r:embed="rId13"/>
+                          <a:stretch>
+                            <a:fillRect/>
+                          </a:stretch>
+                        </pic:blipFill>
+                        <pic:spPr>
+                          <a:xfrm>
+                            <a:off x="0" y="0"/>
+                            <a:ext cx="4267796" cy="1571844"/>
+                          </a:xfrm>
+                          <a:prstGeom prst="rect">
+                            <a:avLst/>
+                          </a:prstGeom>
+                        </pic:spPr>
+                      </pic:pic>
+                    </a:graphicData>
+                  </a:graphic>
+                </wp:inline>
+              </w:drawing>
+            </w:r>
+          </w:p>
+        </w:tc>
+      </w:tr>
+      <w:tr>
+        <w:tc>
+          <w:tcPr>
+            <w:tcW w:w="440" w:type="dxa"/>
+            <w:vMerge w:val="restart"/>
+          </w:tcPr>
+          <w:p>
+            <w:r>
+              <w:t>7</w:t>
+            </w:r>
+          </w:p>
+        </w:tc>
+        <w:tc>
+          <w:tcPr>
+            <w:tcW w:w="8576" w:type="dxa"/>
+          </w:tcPr>
+          <w:p>
+            <w:pPr>
+              <w:rPr>
+                <w:rFonts w:asciiTheme="majorHAnsi" w:hAnsiTheme="majorHAnsi" w:cstheme="majorHAnsi"/>
+              </w:rPr>
+            </w:pPr>
+            <w:r>
+              <w:rPr>
+                <w:b/>
+                <w:bCs/>
+                <w:sz w:val="24"/>
+                <w:szCs w:val="24"/>
+                <w:u w:val="single"/>
+              </w:rPr>
+              <w:t>Question:</w:t>
+            </w:r>
+            <w:r>
+              <w:rPr>
+                <w:sz w:val="24"/>
+                <w:szCs w:val="24"/>
+              </w:rPr>
+              <w:t xml:space="preserve"> </w:t>
+            </w:r>
+            <w:r>
+              <w:rPr>
+                <w:sz w:val="24"/>
+                <w:szCs w:val="24"/>
+              </w:rPr>
+              <w:t>Show name, fee and class of students having fee below or equal to 1100</w:t>
+            </w:r>
+          </w:p>
+        </w:tc>
+      </w:tr>
+      <w:tr>
+        <w:tc>
+          <w:tcPr>
+            <w:tcW w:w="440" w:type="dxa"/>
+            <w:vMerge/>
+          </w:tcPr>
+          <w:p/>
+        </w:tc>
+        <w:tc>
+          <w:tcPr>
+            <w:tcW w:w="8576" w:type="dxa"/>
+          </w:tcPr>
+          <w:p>
+            <w:pPr>
+              <w:rPr>
+                <w:rFonts w:ascii="Cascadia Code" w:hAnsi="Cascadia Code" w:cs="Cascadia Code"/>
+                <w:b/>
+                <w:bCs/>
+                <w:sz w:val="24"/>
+                <w:szCs w:val="24"/>
+                <w:u w:val="single"/>
+              </w:rPr>
+            </w:pPr>
+            <w:r>
+              <w:rPr>
+                <w:rFonts w:ascii="Cascadia Code" w:hAnsi="Cascadia Code" w:cs="Cascadia Code"/>
+                <w:b/>
+                <w:bCs/>
+                <w:sz w:val="24"/>
+                <w:szCs w:val="24"/>
+                <w:u w:val="single"/>
+              </w:rPr>
+              <w:t>Code:</w:t>
+            </w:r>
+          </w:p>
+          <w:p>
+            <w:pPr>
+              <w:rPr>
+                <w:rFonts w:ascii="Cascadia Code" w:hAnsi="Cascadia Code" w:cs="Cascadia Code"/>
+              </w:rPr>
+            </w:pPr>
+            <w:r>
+              <w:rPr>
+                <w:rFonts w:ascii="Cascadia Code" w:hAnsi="Cascadia Code" w:cs="Cascadia Code"/>
+              </w:rPr>
+              <w:t>SELECT Name, Fee, Class FROM Student WHERE Fee&lt;=1100;</w:t>
+            </w:r>
+          </w:p>
+        </w:tc>
+      </w:tr>
+      <w:tr>
+        <w:tc>
+          <w:tcPr>
+            <w:tcW w:w="440" w:type="dxa"/>
+            <w:vMerge/>
+          </w:tcPr>
+          <w:p/>
+        </w:tc>
+        <w:tc>
+          <w:tcPr>
+            <w:tcW w:w="8576" w:type="dxa"/>
+          </w:tcPr>
+          <w:p>
+            <w:pPr>
+              <w:rPr>
+                <w:b/>
+                <w:bCs/>
+                <w:sz w:val="24"/>
+                <w:szCs w:val="24"/>
+                <w:u w:val="single"/>
+              </w:rPr>
+            </w:pPr>
+            <w:r>
+              <w:rPr>
+                <w:b/>
+                <w:bCs/>
+                <w:sz w:val="24"/>
+                <w:szCs w:val="24"/>
+                <w:u w:val="single"/>
+              </w:rPr>
+              <w:t>Output:</w:t>
+            </w:r>
+          </w:p>
+          <w:p>
+            <w:r>
+              <w:drawing>
+                <wp:inline distT="0" distB="0" distL="0" distR="0" wp14:anchorId="72C54FBE" wp14:editId="16910EEE">
+                  <wp:extent cx="2295845" cy="1190791"/>
+                  <wp:effectExtent l="0" t="0" r="9525" b="9525"/>
+                  <wp:docPr id="7" name="Picture 7"/>
+                  <wp:cNvGraphicFramePr>
+                    <a:graphicFrameLocks xmlns:a="http://schemas.openxmlformats.org/drawingml/2006/main" noChangeAspect="1"/>
+                  </wp:cNvGraphicFramePr>
+                  <a:graphic xmlns:a="http://schemas.openxmlformats.org/drawingml/2006/main">
+                    <a:graphicData uri="http://schemas.openxmlformats.org/drawingml/2006/picture">
+                      <pic:pic xmlns:pic="http://schemas.openxmlformats.org/drawingml/2006/picture">
+                        <pic:nvPicPr>
+                          <pic:cNvPr id="1" name=""/>
+                          <pic:cNvPicPr/>
+                        </pic:nvPicPr>
+                        <pic:blipFill>
+                          <a:blip r:embed="rId14"/>
+                          <a:stretch>
+                            <a:fillRect/>
+                          </a:stretch>
+                        </pic:blipFill>
+                        <pic:spPr>
+                          <a:xfrm>
+                            <a:off x="0" y="0"/>
+                            <a:ext cx="2295845" cy="1190791"/>
+                          </a:xfrm>
+                          <a:prstGeom prst="rect">
+                            <a:avLst/>
+                          </a:prstGeom>
+                        </pic:spPr>
+                      </pic:pic>
+                    </a:graphicData>
+                  </a:graphic>
+                </wp:inline>
+              </w:drawing>
+            </w:r>
+          </w:p>
+        </w:tc>
+      </w:tr>
+      <w:tr>
+        <w:tc>
+          <w:tcPr>
+            <w:tcW w:w="440" w:type="dxa"/>
+            <w:vMerge w:val="restart"/>
+          </w:tcPr>
+          <w:p>
+            <w:r>
+              <w:t>8</w:t>
+            </w:r>
+          </w:p>
+        </w:tc>
+        <w:tc>
+          <w:tcPr>
+            <w:tcW w:w="8576" w:type="dxa"/>
+          </w:tcPr>
+          <w:p>
+            <w:pPr>
+              <w:rPr>
+                <w:rFonts w:asciiTheme="majorHAnsi" w:hAnsiTheme="majorHAnsi" w:cstheme="majorHAnsi"/>
+              </w:rPr>
+            </w:pPr>
+            <w:r>
+              <w:rPr>
+                <w:b/>
+                <w:bCs/>
+                <w:sz w:val="24"/>
+                <w:szCs w:val="24"/>
+                <w:u w:val="single"/>
+              </w:rPr>
+              <w:t>Question:</w:t>
+            </w:r>
+            <w:r>
+              <w:rPr>
+                <w:sz w:val="24"/>
+                <w:szCs w:val="24"/>
+              </w:rPr>
+              <w:t xml:space="preserve"> </w:t>
+            </w:r>
+            <w:r>
+              <w:rPr>
+                <w:sz w:val="24"/>
+                <w:szCs w:val="24"/>
+              </w:rPr>
+              <w:t>View all records in ascending order of student’s name</w:t>
+            </w:r>
+          </w:p>
+        </w:tc>
+      </w:tr>
+      <w:tr>
+        <w:tc>
+          <w:tcPr>
+            <w:tcW w:w="440" w:type="dxa"/>
+            <w:vMerge/>
+          </w:tcPr>
+          <w:p/>
+        </w:tc>
+        <w:tc>
+          <w:tcPr>
+            <w:tcW w:w="8576" w:type="dxa"/>
+          </w:tcPr>
+          <w:p>
+            <w:pPr>
+              <w:rPr>
+                <w:rFonts w:ascii="Cascadia Code" w:hAnsi="Cascadia Code" w:cs="Cascadia Code"/>
+                <w:b/>
+                <w:bCs/>
+                <w:sz w:val="24"/>
+                <w:szCs w:val="24"/>
+                <w:u w:val="single"/>
+              </w:rPr>
+            </w:pPr>
+            <w:r>
+              <w:rPr>
+                <w:rFonts w:ascii="Cascadia Code" w:hAnsi="Cascadia Code" w:cs="Cascadia Code"/>
+                <w:b/>
+                <w:bCs/>
+                <w:sz w:val="24"/>
+                <w:szCs w:val="24"/>
+                <w:u w:val="single"/>
+              </w:rPr>
+              <w:t>Code:</w:t>
+            </w:r>
+          </w:p>
+          <w:p>
+            <w:pPr>
+              <w:rPr>
+                <w:rFonts w:ascii="Cascadia Code" w:hAnsi="Cascadia Code" w:cs="Cascadia Code"/>
+              </w:rPr>
+            </w:pPr>
+            <w:r>
+              <w:rPr>
+                <w:rFonts w:ascii="Cascadia Code" w:hAnsi="Cascadia Code" w:cs="Cascadia Code"/>
+              </w:rPr>
+              <w:t>SELECT * FROM Student ORDER BY Name;</w:t>
+            </w:r>
+          </w:p>
+        </w:tc>
+      </w:tr>
+      <w:tr>
+        <w:tc>
+          <w:tcPr>
+            <w:tcW w:w="440" w:type="dxa"/>
+            <w:vMerge/>
+          </w:tcPr>
+          <w:p/>
+        </w:tc>
+        <w:tc>
+          <w:tcPr>
+            <w:tcW w:w="8576" w:type="dxa"/>
+          </w:tcPr>
+          <w:p>
+            <w:pPr>
+              <w:rPr>
+                <w:b/>
+                <w:bCs/>
+                <w:sz w:val="24"/>
+                <w:szCs w:val="24"/>
+                <w:u w:val="single"/>
+              </w:rPr>
+            </w:pPr>
+            <w:r>
+              <w:rPr>
+                <w:b/>
+                <w:bCs/>
+                <w:sz w:val="24"/>
+                <w:szCs w:val="24"/>
+                <w:u w:val="single"/>
+              </w:rPr>
+              <w:t>Output:</w:t>
+            </w:r>
+          </w:p>
+          <w:p>
+            <w:r>
+              <w:lastRenderedPageBreak/>
+              <w:drawing>
+                <wp:inline distT="0" distB="0" distL="0" distR="0" wp14:anchorId="3B158E87" wp14:editId="4509B3F3">
+                  <wp:extent cx="4296375" cy="1733792"/>
+                  <wp:effectExtent l="0" t="0" r="9525" b="0"/>
+                  <wp:docPr id="8" name="Picture 8"/>
+                  <wp:cNvGraphicFramePr>
+                    <a:graphicFrameLocks xmlns:a="http://schemas.openxmlformats.org/drawingml/2006/main" noChangeAspect="1"/>
+                  </wp:cNvGraphicFramePr>
+                  <a:graphic xmlns:a="http://schemas.openxmlformats.org/drawingml/2006/main">
+                    <a:graphicData uri="http://schemas.openxmlformats.org/drawingml/2006/picture">
+                      <pic:pic xmlns:pic="http://schemas.openxmlformats.org/drawingml/2006/picture">
+                        <pic:nvPicPr>
+                          <pic:cNvPr id="1" name=""/>
+                          <pic:cNvPicPr/>
+                        </pic:nvPicPr>
+                        <pic:blipFill>
+                          <a:blip r:embed="rId15"/>
+                          <a:stretch>
+                            <a:fillRect/>
+                          </a:stretch>
+                        </pic:blipFill>
+                        <pic:spPr>
+                          <a:xfrm>
+                            <a:off x="0" y="0"/>
+                            <a:ext cx="4296375" cy="1733792"/>
+                          </a:xfrm>
+                          <a:prstGeom prst="rect">
+                            <a:avLst/>
+                          </a:prstGeom>
+                        </pic:spPr>
+                      </pic:pic>
+                    </a:graphicData>
+                  </a:graphic>
+                </wp:inline>
+              </w:drawing>
+            </w:r>
+          </w:p>
+        </w:tc>
+      </w:tr>
+      <w:tr>
+        <w:tc>
+          <w:tcPr>
+            <w:tcW w:w="440" w:type="dxa"/>
+            <w:vMerge w:val="restart"/>
+          </w:tcPr>
+          <w:p>
+            <w:r>
+              <w:lastRenderedPageBreak/>
+              <w:t>9</w:t>
+            </w:r>
+          </w:p>
+        </w:tc>
+        <w:tc>
+          <w:tcPr>
+            <w:tcW w:w="8576" w:type="dxa"/>
+          </w:tcPr>
+          <w:p>
+            <w:pPr>
+              <w:rPr>
+                <w:rFonts w:asciiTheme="majorHAnsi" w:hAnsiTheme="majorHAnsi" w:cstheme="majorHAnsi"/>
+              </w:rPr>
+            </w:pPr>
+            <w:r>
+              <w:rPr>
+                <w:b/>
+                <w:bCs/>
+                <w:sz w:val="24"/>
+                <w:szCs w:val="24"/>
+                <w:u w:val="single"/>
+              </w:rPr>
+              <w:t>Question:</w:t>
+            </w:r>
+            <w:r>
+              <w:rPr>
+                <w:sz w:val="24"/>
+                <w:szCs w:val="24"/>
+              </w:rPr>
+              <w:t xml:space="preserve"> </w:t>
+            </w:r>
+            <w:r>
+              <w:rPr>
+                <w:sz w:val="24"/>
+                <w:szCs w:val="24"/>
+              </w:rPr>
+              <w:t>View name and fee of all students in descending order of fee</w:t>
+            </w:r>
+          </w:p>
+        </w:tc>
+      </w:tr>
+      <w:tr>
+        <w:tc>
+          <w:tcPr>
+            <w:tcW w:w="440" w:type="dxa"/>
+            <w:vMerge/>
+          </w:tcPr>
+          <w:p/>
+        </w:tc>
+        <w:tc>
+          <w:tcPr>
+            <w:tcW w:w="8576" w:type="dxa"/>
+          </w:tcPr>
+          <w:p>
+            <w:pPr>
+              <w:rPr>
+                <w:rFonts w:ascii="Cascadia Code" w:hAnsi="Cascadia Code" w:cs="Cascadia Code"/>
+                <w:b/>
+                <w:bCs/>
+                <w:sz w:val="24"/>
+                <w:szCs w:val="24"/>
+                <w:u w:val="single"/>
+              </w:rPr>
+            </w:pPr>
+            <w:r>
+              <w:rPr>
+                <w:rFonts w:ascii="Cascadia Code" w:hAnsi="Cascadia Code" w:cs="Cascadia Code"/>
+                <w:b/>
+                <w:bCs/>
+                <w:sz w:val="24"/>
+                <w:szCs w:val="24"/>
+                <w:u w:val="single"/>
+              </w:rPr>
+              <w:t>Code:</w:t>
+            </w:r>
+          </w:p>
+          <w:p>
+            <w:pPr>
+              <w:rPr>
+                <w:rFonts w:ascii="Cascadia Code" w:hAnsi="Cascadia Code" w:cs="Cascadia Code"/>
+              </w:rPr>
+            </w:pPr>
+            <w:r>
+              <w:rPr>
+                <w:rFonts w:ascii="Cascadia Code" w:hAnsi="Cascadia Code" w:cs="Cascadia Code"/>
+              </w:rPr>
+              <w:t>SELECT Name, Fee FROM Student ORDER BY Fee DESC;</w:t>
+            </w:r>
+          </w:p>
+        </w:tc>
+      </w:tr>
+      <w:tr>
+        <w:tc>
+          <w:tcPr>
+            <w:tcW w:w="440" w:type="dxa"/>
+            <w:vMerge/>
+          </w:tcPr>
+          <w:p/>
+        </w:tc>
+        <w:tc>
+          <w:tcPr>
+            <w:tcW w:w="8576" w:type="dxa"/>
+          </w:tcPr>
+          <w:p>
+            <w:pPr>
+              <w:rPr>
+                <w:b/>
+                <w:bCs/>
+                <w:sz w:val="24"/>
+                <w:szCs w:val="24"/>
+                <w:u w:val="single"/>
+              </w:rPr>
+            </w:pPr>
+            <w:r>
+              <w:rPr>
+                <w:b/>
+                <w:bCs/>
+                <w:sz w:val="24"/>
+                <w:szCs w:val="24"/>
+                <w:u w:val="single"/>
+              </w:rPr>
+              <w:t>Output:</w:t>
+            </w:r>
+          </w:p>
+          <w:p>
+            <w:r>
+              <w:drawing>
+                <wp:inline distT="0" distB="0" distL="0" distR="0" wp14:anchorId="7302B20B" wp14:editId="49754EA0">
+                  <wp:extent cx="1714739" cy="1781424"/>
+                  <wp:effectExtent l="0" t="0" r="0" b="9525"/>
+                  <wp:docPr id="9" name="Picture 9"/>
+                  <wp:cNvGraphicFramePr>
+                    <a:graphicFrameLocks xmlns:a="http://schemas.openxmlformats.org/drawingml/2006/main" noChangeAspect="1"/>
+                  </wp:cNvGraphicFramePr>
+                  <a:graphic xmlns:a="http://schemas.openxmlformats.org/drawingml/2006/main">
+                    <a:graphicData uri="http://schemas.openxmlformats.org/drawingml/2006/picture">
+                      <pic:pic xmlns:pic="http://schemas.openxmlformats.org/drawingml/2006/picture">
+                        <pic:nvPicPr>
+                          <pic:cNvPr id="1" name=""/>
+                          <pic:cNvPicPr/>
+                        </pic:nvPicPr>
+                        <pic:blipFill>
+                          <a:blip r:embed="rId16"/>
+                          <a:stretch>
+                            <a:fillRect/>
+                          </a:stretch>
+                        </pic:blipFill>
+                        <pic:spPr>
+                          <a:xfrm>
+                            <a:off x="0" y="0"/>
+                            <a:ext cx="1714739" cy="1781424"/>
+                          </a:xfrm>
+                          <a:prstGeom prst="rect">
+                            <a:avLst/>
+                          </a:prstGeom>
+                        </pic:spPr>
+                      </pic:pic>
+                    </a:graphicData>
+                  </a:graphic>
+                </wp:inline>
+              </w:drawing>
+            </w:r>
+            <w:bookmarkStart w:id="0" w:name="_GoBack"/>
+            <w:bookmarkEnd w:id="0"/>
+          </w:p>
+        </w:tc>
+      </w:tr>
+      <w:tr>
+        <w:tc>
+          <w:tcPr>
+            <w:tcW w:w="440" w:type="dxa"/>
+            <w:vMerge w:val="restart"/>
+          </w:tcPr>
+          <w:p>
+            <w:r>
+              <w:t>10</w:t>
+            </w:r>
+          </w:p>
+        </w:tc>
+        <w:tc>
+          <w:tcPr>
+            <w:tcW w:w="8576" w:type="dxa"/>
+          </w:tcPr>
+          <w:p>
+            <w:pPr>
+              <w:rPr>
+                <w:rFonts w:asciiTheme="majorHAnsi" w:hAnsiTheme="majorHAnsi" w:cstheme="majorHAnsi"/>
+              </w:rPr>
+            </w:pPr>
+            <w:r>
+              <w:rPr>
+                <w:b/>
+                <w:bCs/>
+                <w:sz w:val="24"/>
+                <w:szCs w:val="24"/>
+                <w:u w:val="single"/>
+              </w:rPr>
+              <w:t>Question:</w:t>
+            </w:r>
+            <w:r>
+              <w:rPr>
+                <w:sz w:val="24"/>
+                <w:szCs w:val="24"/>
+              </w:rPr>
+              <w:t xml:space="preserve"> </w:t>
+            </w:r>
+          </w:p>
+        </w:tc>
+      </w:tr>
+      <w:tr>
+        <w:tc>
+          <w:tcPr>
+            <w:tcW w:w="440" w:type="dxa"/>
+            <w:vMerge/>
+          </w:tcPr>
+          <w:p/>
+        </w:tc>
+        <w:tc>
+          <w:tcPr>
+            <w:tcW w:w="8576" w:type="dxa"/>
+          </w:tcPr>
+          <w:p>
+            <w:pPr>
+              <w:rPr>
+                <w:rFonts w:ascii="Cascadia Code" w:hAnsi="Cascadia Code" w:cs="Cascadia Code"/>
+                <w:b/>
+                <w:bCs/>
+                <w:sz w:val="24"/>
+                <w:szCs w:val="24"/>
+                <w:u w:val="single"/>
+              </w:rPr>
+            </w:pPr>
+            <w:r>
+              <w:rPr>
+                <w:rFonts w:ascii="Cascadia Code" w:hAnsi="Cascadia Code" w:cs="Cascadia Code"/>
+                <w:b/>
+                <w:bCs/>
+                <w:sz w:val="24"/>
+                <w:szCs w:val="24"/>
+                <w:u w:val="single"/>
+              </w:rPr>
+              <w:t>Code:</w:t>
+            </w:r>
+          </w:p>
+          <w:p>
+            <w:pPr>
+              <w:rPr>
+                <w:rFonts w:ascii="Cascadia Code" w:hAnsi="Cascadia Code" w:cs="Cascadia Code"/>
+              </w:rPr>
+            </w:pPr>
+          </w:p>
+        </w:tc>
+      </w:tr>
+      <w:tr>
+        <w:tc>
+          <w:tcPr>
+            <w:tcW w:w="440" w:type="dxa"/>
+            <w:vMerge/>
+          </w:tcPr>
+          <w:p/>
+        </w:tc>
+        <w:tc>
+          <w:tcPr>
+            <w:tcW w:w="8576" w:type="dxa"/>
+          </w:tcPr>
+          <w:p>
+            <w:pPr>
+              <w:rPr>
+                <w:b/>
+                <w:bCs/>
+                <w:sz w:val="24"/>
+                <w:szCs w:val="24"/>
+                <w:u w:val="single"/>
+              </w:rPr>
+            </w:pPr>
+            <w:r>
+              <w:rPr>
+                <w:b/>
+                <w:bCs/>
+                <w:sz w:val="24"/>
+                <w:szCs w:val="24"/>
+                <w:u w:val="single"/>
+              </w:rPr>
+              <w:t>Output:</w:t>
+            </w:r>
+          </w:p>
+          <w:p/>
+        </w:tc>
+      </w:tr>
+    </w:tbl>
+    <w:p>
+      <w:pPr>
+        <w:rPr>
+          <w:lang w:eastAsia="ja-JP"/>
+        </w:rPr>
+      </w:pPr>
     </w:p>
     <w:sectPr>
-      <w:footerReference w:type="default" r:id="rId8"/>
+      <w:footerReference w:type="default" r:id="rId17"/>
       <w:pgSz w:w="11906" w:h="16838" w:code="9"/>
       <w:pgMar w:top="1440" w:right="1440" w:bottom="1440" w:left="1440" w:header="720" w:footer="720" w:gutter="0"/>
       <w:cols w:space="720"/>
@@ -21027,7 +23747,7 @@
         <w:sz w:val="26"/>
         <w:szCs w:val="26"/>
       </w:rPr>
-      <w:t>25</w:t>
+      <w:t>30</w:t>
     </w:r>
     <w:r>
       <w:rPr>
@@ -21839,7 +24559,7 @@
   <w:style w:type="paragraph" w:default="1" w:styleId="Normal">
     <w:name w:val="Normal"/>
     <w:qFormat/>
-    <w:rsid w:val="00A91D51"/>
+    <w:rsid w:val="00C24F91"/>
   </w:style>
   <w:style w:type="paragraph" w:styleId="Heading1">
     <w:name w:val="heading 1"/>
@@ -21893,6 +24613,7 @@
   <w:style w:type="character" w:default="1" w:styleId="DefaultParagraphFont">
     <w:name w:val="Default Paragraph Font"/>
     <w:uiPriority w:val="1"/>
+    <w:semiHidden/>
     <w:unhideWhenUsed/>
   </w:style>
   <w:style w:type="table" w:default="1" w:styleId="TableNormal">
@@ -22313,7 +25034,7 @@
 </file>
 
 <file path=customXml/itemProps1.xml><?xml version="1.0" encoding="utf-8"?>
-<ds:datastoreItem xmlns:ds="http://schemas.openxmlformats.org/officeDocument/2006/customXml" ds:itemID="{9F46FE50-462D-4EFF-A04C-617CFBC353F5}">
+<ds:datastoreItem xmlns:ds="http://schemas.openxmlformats.org/officeDocument/2006/customXml" ds:itemID="{B38BF4A4-99F8-4250-80C0-12797527CBAA}">
   <ds:schemaRefs>
     <ds:schemaRef ds:uri="http://schemas.openxmlformats.org/officeDocument/2006/bibliography"/>
   </ds:schemaRefs>
